--- a/tillsyn/A 11826-2026 tillsynsbegäran.docx
+++ b/tillsyn/A 11826-2026 tillsynsbegäran.docx
@@ -425,7 +425,7 @@
     <w:r>
       <w:tab/>
       <w:tab/>
-      <w:t>2026-03-05</w:t>
+      <w:t>2026-03-06</w:t>
       <w:br/>
       <w:br/>
     </w:r>

--- a/tillsyn/A 11826-2026 tillsynsbegäran.docx
+++ b/tillsyn/A 11826-2026 tillsynsbegäran.docx
@@ -425,7 +425,7 @@
     <w:r>
       <w:tab/>
       <w:tab/>
-      <w:t>2026-03-06</w:t>
+      <w:t>2026-03-07</w:t>
       <w:br/>
       <w:br/>
     </w:r>

--- a/tillsyn/A 11826-2026 tillsynsbegäran.docx
+++ b/tillsyn/A 11826-2026 tillsynsbegäran.docx
@@ -425,7 +425,7 @@
     <w:r>
       <w:tab/>
       <w:tab/>
-      <w:t>2026-03-07</w:t>
+      <w:t>2026-03-08</w:t>
       <w:br/>
       <w:br/>
     </w:r>

--- a/tillsyn/A 11826-2026 tillsynsbegäran.docx
+++ b/tillsyn/A 11826-2026 tillsynsbegäran.docx
@@ -425,7 +425,7 @@
     <w:r>
       <w:tab/>
       <w:tab/>
-      <w:t>2026-03-08</w:t>
+      <w:t>2026-03-09</w:t>
       <w:br/>
       <w:br/>
     </w:r>

--- a/tillsyn/A 11826-2026 tillsynsbegäran.docx
+++ b/tillsyn/A 11826-2026 tillsynsbegäran.docx
@@ -425,7 +425,7 @@
     <w:r>
       <w:tab/>
       <w:tab/>
-      <w:t>2026-03-09</w:t>
+      <w:t>2026-03-10</w:t>
       <w:br/>
       <w:br/>
     </w:r>

--- a/tillsyn/A 11826-2026 tillsynsbegäran.docx
+++ b/tillsyn/A 11826-2026 tillsynsbegäran.docx
@@ -156,7 +156,7 @@
         <w:t>Talltita (NT, §4)</w:t>
       </w:r>
       <w:r>
-        <w:t>, rödlistad som nära hotad och prioriterad art i Skogsvårdslagen har häckningsrevir i anmälan. Arten har minskat kraftigt de senaste 30 åren och minskningstakten innevarande 10-årsperiod beräknas till 20 (10–30) %. Talltitan är synnerligen trogen sitt cirka 15 hektar stora revir och är beroende av flerskiktade olikåldriga skogar för att kunna föda upp sina ungar. Talltitan försvinner om dess livsmiljö kalavverkas (Eggers &amp; Low (2014); Ekman (1979); Griesser et al (2007); Klein (2020); Siffczyk et al (2003); SLU Artdatabanken (2021).</w:t>
+        <w:t>, rödlistad som nära hotad och prioriterad art i Skogsvårdslagen, har häckningsrevir i anmälan. Arten har minskat kraftigt de senaste 30 åren och minskningstakten innevarande 10-årsperiod beräknas till 20 (10–30) %. Talltitan är synnerligen trogen sitt cirka 15 hektar stora revir och är beroende av flerskiktade olikåldriga skogar för att kunna föda upp sina ungar. Talltitan försvinner om dess livsmiljö kalavverkas (Eggers &amp; Low, 2014; Ekman, 1979; Griesser et al, 2007; Klein, 2020; Siffczyk et al, 2003; SLU Artdatabanken, 2021).</w:t>
       </w:r>
     </w:p>
     <w:p>
@@ -425,7 +425,7 @@
     <w:r>
       <w:tab/>
       <w:tab/>
-      <w:t>2026-03-10</w:t>
+      <w:t>2026-03-11</w:t>
       <w:br/>
       <w:br/>
     </w:r>

--- a/tillsyn/A 11826-2026 tillsynsbegäran.docx
+++ b/tillsyn/A 11826-2026 tillsynsbegäran.docx
@@ -425,7 +425,7 @@
     <w:r>
       <w:tab/>
       <w:tab/>
-      <w:t>2026-03-11</w:t>
+      <w:t>2026-03-12</w:t>
       <w:br/>
       <w:br/>
     </w:r>

--- a/tillsyn/A 11826-2026 tillsynsbegäran.docx
+++ b/tillsyn/A 11826-2026 tillsynsbegäran.docx
@@ -425,7 +425,7 @@
     <w:r>
       <w:tab/>
       <w:tab/>
-      <w:t>2026-03-12</w:t>
+      <w:t>2026-03-13</w:t>
       <w:br/>
       <w:br/>
     </w:r>

--- a/tillsyn/A 11826-2026 tillsynsbegäran.docx
+++ b/tillsyn/A 11826-2026 tillsynsbegäran.docx
@@ -452,7 +452,7 @@
     <w:r>
       <w:tab/>
       <w:tab/>
-      <w:t>2026-04-14</w:t>
+      <w:t>2026-04-15</w:t>
       <w:br/>
       <w:br/>
     </w:r>

--- a/tillsyn/A 11826-2026 tillsynsbegäran.docx
+++ b/tillsyn/A 11826-2026 tillsynsbegäran.docx
@@ -452,7 +452,7 @@
     <w:r>
       <w:tab/>
       <w:tab/>
-      <w:t>2026-04-15</w:t>
+      <w:t>2026-04-16</w:t>
       <w:br/>
       <w:br/>
     </w:r>

--- a/tillsyn/A 11826-2026 tillsynsbegäran.docx
+++ b/tillsyn/A 11826-2026 tillsynsbegäran.docx
@@ -452,7 +452,7 @@
     <w:r>
       <w:tab/>
       <w:tab/>
-      <w:t>2026-04-16</w:t>
+      <w:t>2026-04-17</w:t>
       <w:br/>
       <w:br/>
     </w:r>

--- a/tillsyn/A 11826-2026 tillsynsbegäran.docx
+++ b/tillsyn/A 11826-2026 tillsynsbegäran.docx
@@ -452,7 +452,7 @@
     <w:r>
       <w:tab/>
       <w:tab/>
-      <w:t>2026-04-17</w:t>
+      <w:t>2026-04-18</w:t>
       <w:br/>
       <w:br/>
     </w:r>

--- a/tillsyn/A 11826-2026 tillsynsbegäran.docx
+++ b/tillsyn/A 11826-2026 tillsynsbegäran.docx
@@ -452,7 +452,7 @@
     <w:r>
       <w:tab/>
       <w:tab/>
-      <w:t>2026-04-18</w:t>
+      <w:t>2026-04-19</w:t>
       <w:br/>
       <w:br/>
     </w:r>

--- a/tillsyn/A 11826-2026 tillsynsbegäran.docx
+++ b/tillsyn/A 11826-2026 tillsynsbegäran.docx
@@ -452,7 +452,7 @@
     <w:r>
       <w:tab/>
       <w:tab/>
-      <w:t>2026-04-19</w:t>
+      <w:t>2026-04-20</w:t>
       <w:br/>
       <w:br/>
     </w:r>

--- a/tillsyn/A 11826-2026 tillsynsbegäran.docx
+++ b/tillsyn/A 11826-2026 tillsynsbegäran.docx
@@ -452,7 +452,7 @@
     <w:r>
       <w:tab/>
       <w:tab/>
-      <w:t>2026-04-20</w:t>
+      <w:t>2026-04-21</w:t>
       <w:br/>
       <w:br/>
     </w:r>

--- a/tillsyn/A 11826-2026 tillsynsbegäran.docx
+++ b/tillsyn/A 11826-2026 tillsynsbegäran.docx
@@ -452,7 +452,7 @@
     <w:r>
       <w:tab/>
       <w:tab/>
-      <w:t>2026-04-21</w:t>
+      <w:t>2026-04-22</w:t>
       <w:br/>
       <w:br/>
     </w:r>

--- a/tillsyn/A 11826-2026 tillsynsbegäran.docx
+++ b/tillsyn/A 11826-2026 tillsynsbegäran.docx
@@ -452,7 +452,7 @@
     <w:r>
       <w:tab/>
       <w:tab/>
-      <w:t>2026-04-22</w:t>
+      <w:t>2026-04-23</w:t>
       <w:br/>
       <w:br/>
     </w:r>

--- a/tillsyn/A 11826-2026 tillsynsbegäran.docx
+++ b/tillsyn/A 11826-2026 tillsynsbegäran.docx
@@ -452,7 +452,7 @@
     <w:r>
       <w:tab/>
       <w:tab/>
-      <w:t>2026-04-23</w:t>
+      <w:t>2026-04-24</w:t>
       <w:br/>
       <w:br/>
     </w:r>

--- a/tillsyn/A 11826-2026 tillsynsbegäran.docx
+++ b/tillsyn/A 11826-2026 tillsynsbegäran.docx
@@ -452,7 +452,7 @@
     <w:r>
       <w:tab/>
       <w:tab/>
-      <w:t>2026-04-24</w:t>
+      <w:t>2026-04-25</w:t>
       <w:br/>
       <w:br/>
     </w:r>

--- a/tillsyn/A 11826-2026 tillsynsbegäran.docx
+++ b/tillsyn/A 11826-2026 tillsynsbegäran.docx
@@ -452,7 +452,7 @@
     <w:r>
       <w:tab/>
       <w:tab/>
-      <w:t>2026-04-25</w:t>
+      <w:t>2026-04-26</w:t>
       <w:br/>
       <w:br/>
     </w:r>

--- a/tillsyn/A 11826-2026 tillsynsbegäran.docx
+++ b/tillsyn/A 11826-2026 tillsynsbegäran.docx
@@ -452,7 +452,7 @@
     <w:r>
       <w:tab/>
       <w:tab/>
-      <w:t>2026-04-26</w:t>
+      <w:t>2026-04-27</w:t>
       <w:br/>
       <w:br/>
     </w:r>

--- a/tillsyn/A 11826-2026 tillsynsbegäran.docx
+++ b/tillsyn/A 11826-2026 tillsynsbegäran.docx
@@ -452,7 +452,7 @@
     <w:r>
       <w:tab/>
       <w:tab/>
-      <w:t>2026-04-27</w:t>
+      <w:t>2026-04-28</w:t>
       <w:br/>
       <w:br/>
     </w:r>

--- a/tillsyn/A 11826-2026 tillsynsbegäran.docx
+++ b/tillsyn/A 11826-2026 tillsynsbegäran.docx
@@ -452,7 +452,7 @@
     <w:r>
       <w:tab/>
       <w:tab/>
-      <w:t>2026-04-28</w:t>
+      <w:t>2026-04-29</w:t>
       <w:br/>
       <w:br/>
     </w:r>

--- a/tillsyn/A 11826-2026 tillsynsbegäran.docx
+++ b/tillsyn/A 11826-2026 tillsynsbegäran.docx
@@ -452,7 +452,7 @@
     <w:r>
       <w:tab/>
       <w:tab/>
-      <w:t>2026-04-29</w:t>
+      <w:t>2026-04-30</w:t>
       <w:br/>
       <w:br/>
     </w:r>

--- a/tillsyn/A 11826-2026 tillsynsbegäran.docx
+++ b/tillsyn/A 11826-2026 tillsynsbegäran.docx
@@ -452,7 +452,7 @@
     <w:r>
       <w:tab/>
       <w:tab/>
-      <w:t>2026-04-30</w:t>
+      <w:t>2026-05-01</w:t>
       <w:br/>
       <w:br/>
     </w:r>

--- a/tillsyn/A 11826-2026 tillsynsbegäran.docx
+++ b/tillsyn/A 11826-2026 tillsynsbegäran.docx
@@ -452,7 +452,7 @@
     <w:r>
       <w:tab/>
       <w:tab/>
-      <w:t>2026-05-01</w:t>
+      <w:t>2026-05-02</w:t>
       <w:br/>
       <w:br/>
     </w:r>

--- a/tillsyn/A 11826-2026 tillsynsbegäran.docx
+++ b/tillsyn/A 11826-2026 tillsynsbegäran.docx
@@ -452,7 +452,7 @@
     <w:r>
       <w:tab/>
       <w:tab/>
-      <w:t>2026-05-02</w:t>
+      <w:t>2026-05-03</w:t>
       <w:br/>
       <w:br/>
     </w:r>

--- a/tillsyn/A 11826-2026 tillsynsbegäran.docx
+++ b/tillsyn/A 11826-2026 tillsynsbegäran.docx
@@ -452,7 +452,7 @@
     <w:r>
       <w:tab/>
       <w:tab/>
-      <w:t>2026-05-03</w:t>
+      <w:t>2026-05-04</w:t>
       <w:br/>
       <w:br/>
     </w:r>

--- a/tillsyn/A 11826-2026 tillsynsbegäran.docx
+++ b/tillsyn/A 11826-2026 tillsynsbegäran.docx
@@ -452,7 +452,7 @@
     <w:r>
       <w:tab/>
       <w:tab/>
-      <w:t>2026-05-04</w:t>
+      <w:t>2026-05-05</w:t>
       <w:br/>
       <w:br/>
     </w:r>

--- a/tillsyn/A 11826-2026 tillsynsbegäran.docx
+++ b/tillsyn/A 11826-2026 tillsynsbegäran.docx
@@ -452,7 +452,7 @@
     <w:r>
       <w:tab/>
       <w:tab/>
-      <w:t>2026-05-05</w:t>
+      <w:t>2026-05-06</w:t>
       <w:br/>
       <w:br/>
     </w:r>

--- a/tillsyn/A 11826-2026 tillsynsbegäran.docx
+++ b/tillsyn/A 11826-2026 tillsynsbegäran.docx
@@ -452,7 +452,7 @@
     <w:r>
       <w:tab/>
       <w:tab/>
-      <w:t>2026-05-16</w:t>
+      <w:t>2026-05-17</w:t>
       <w:br/>
       <w:br/>
     </w:r>

--- a/tillsyn/A 11826-2026 tillsynsbegäran.docx
+++ b/tillsyn/A 11826-2026 tillsynsbegäran.docx
@@ -452,7 +452,7 @@
     <w:r>
       <w:tab/>
       <w:tab/>
-      <w:t>2026-05-17</w:t>
+      <w:t>2026-05-18</w:t>
       <w:br/>
       <w:br/>
     </w:r>

--- a/tillsyn/A 11826-2026 tillsynsbegäran.docx
+++ b/tillsyn/A 11826-2026 tillsynsbegäran.docx
@@ -452,7 +452,7 @@
     <w:r>
       <w:tab/>
       <w:tab/>
-      <w:t>2026-05-18</w:t>
+      <w:t>2026-05-19</w:t>
       <w:br/>
       <w:br/>
     </w:r>

--- a/tillsyn/A 11826-2026 tillsynsbegäran.docx
+++ b/tillsyn/A 11826-2026 tillsynsbegäran.docx
@@ -452,7 +452,7 @@
     <w:r>
       <w:tab/>
       <w:tab/>
-      <w:t>2026-05-19</w:t>
+      <w:t>2026-05-20</w:t>
       <w:br/>
       <w:br/>
     </w:r>

--- a/tillsyn/A 11826-2026 tillsynsbegäran.docx
+++ b/tillsyn/A 11826-2026 tillsynsbegäran.docx
@@ -452,7 +452,7 @@
     <w:r>
       <w:tab/>
       <w:tab/>
-      <w:t>2026-05-20</w:t>
+      <w:t>2026-05-21</w:t>
       <w:br/>
       <w:br/>
     </w:r>

--- a/tillsyn/A 11826-2026 tillsynsbegäran.docx
+++ b/tillsyn/A 11826-2026 tillsynsbegäran.docx
@@ -452,7 +452,7 @@
     <w:r>
       <w:tab/>
       <w:tab/>
-      <w:t>2026-05-21</w:t>
+      <w:t>2026-05-22</w:t>
       <w:br/>
       <w:br/>
     </w:r>

--- a/tillsyn/A 11826-2026 tillsynsbegäran.docx
+++ b/tillsyn/A 11826-2026 tillsynsbegäran.docx
@@ -452,7 +452,7 @@
     <w:r>
       <w:tab/>
       <w:tab/>
-      <w:t>2026-05-22</w:t>
+      <w:t>2026-05-23</w:t>
       <w:br/>
       <w:br/>
     </w:r>

--- a/tillsyn/A 11826-2026 tillsynsbegäran.docx
+++ b/tillsyn/A 11826-2026 tillsynsbegäran.docx
@@ -452,7 +452,7 @@
     <w:r>
       <w:tab/>
       <w:tab/>
-      <w:t>2026-05-23</w:t>
+      <w:t>2026-05-24</w:t>
       <w:br/>
       <w:br/>
     </w:r>

--- a/tillsyn/A 11826-2026 tillsynsbegäran.docx
+++ b/tillsyn/A 11826-2026 tillsynsbegäran.docx
@@ -452,7 +452,7 @@
     <w:r>
       <w:tab/>
       <w:tab/>
-      <w:t>2026-05-24</w:t>
+      <w:t>2026-05-25</w:t>
       <w:br/>
       <w:br/>
     </w:r>

--- a/tillsyn/A 11826-2026 tillsynsbegäran.docx
+++ b/tillsyn/A 11826-2026 tillsynsbegäran.docx
@@ -452,7 +452,7 @@
     <w:r>
       <w:tab/>
       <w:tab/>
-      <w:t>2026-05-25</w:t>
+      <w:t>2026-05-26</w:t>
       <w:br/>
       <w:br/>
     </w:r>

--- a/tillsyn/A 11826-2026 tillsynsbegäran.docx
+++ b/tillsyn/A 11826-2026 tillsynsbegäran.docx
@@ -452,7 +452,7 @@
     <w:r>
       <w:tab/>
       <w:tab/>
-      <w:t>2026-05-26</w:t>
+      <w:t>2026-05-27</w:t>
       <w:br/>
       <w:br/>
     </w:r>

--- a/tillsyn/A 11826-2026 tillsynsbegäran.docx
+++ b/tillsyn/A 11826-2026 tillsynsbegäran.docx
@@ -452,7 +452,7 @@
     <w:r>
       <w:tab/>
       <w:tab/>
-      <w:t>2026-05-27</w:t>
+      <w:t>2026-05-28</w:t>
       <w:br/>
       <w:br/>
     </w:r>

--- a/tillsyn/A 11826-2026 tillsynsbegäran.docx
+++ b/tillsyn/A 11826-2026 tillsynsbegäran.docx
@@ -452,7 +452,7 @@
     <w:r>
       <w:tab/>
       <w:tab/>
-      <w:t>2026-05-28</w:t>
+      <w:t>2026-05-29</w:t>
       <w:br/>
       <w:br/>
     </w:r>

--- a/tillsyn/A 11826-2026 tillsynsbegäran.docx
+++ b/tillsyn/A 11826-2026 tillsynsbegäran.docx
@@ -452,7 +452,7 @@
     <w:r>
       <w:tab/>
       <w:tab/>
-      <w:t>2026-05-29</w:t>
+      <w:t>2026-05-30</w:t>
       <w:br/>
       <w:br/>
     </w:r>

--- a/tillsyn/A 11826-2026 tillsynsbegäran.docx
+++ b/tillsyn/A 11826-2026 tillsynsbegäran.docx
@@ -452,7 +452,7 @@
     <w:r>
       <w:tab/>
       <w:tab/>
-      <w:t>2026-05-30</w:t>
+      <w:t>2026-05-31</w:t>
       <w:br/>
       <w:br/>
     </w:r>

--- a/tillsyn/A 11826-2026 tillsynsbegäran.docx
+++ b/tillsyn/A 11826-2026 tillsynsbegäran.docx
@@ -452,7 +452,7 @@
     <w:r>
       <w:tab/>
       <w:tab/>
-      <w:t>2026-05-31</w:t>
+      <w:t>2026-06-01</w:t>
       <w:br/>
       <w:br/>
     </w:r>

--- a/tillsyn/A 11826-2026 tillsynsbegäran.docx
+++ b/tillsyn/A 11826-2026 tillsynsbegäran.docx
@@ -452,7 +452,7 @@
     <w:r>
       <w:tab/>
       <w:tab/>
-      <w:t>2026-06-01</w:t>
+      <w:t>2026-06-02</w:t>
       <w:br/>
       <w:br/>
     </w:r>

--- a/tillsyn/A 11826-2026 tillsynsbegäran.docx
+++ b/tillsyn/A 11826-2026 tillsynsbegäran.docx
@@ -452,7 +452,7 @@
     <w:r>
       <w:tab/>
       <w:tab/>
-      <w:t>2026-06-02</w:t>
+      <w:t>2026-06-03</w:t>
       <w:br/>
       <w:br/>
     </w:r>

--- a/tillsyn/A 11826-2026 tillsynsbegäran.docx
+++ b/tillsyn/A 11826-2026 tillsynsbegäran.docx
@@ -452,7 +452,7 @@
     <w:r>
       <w:tab/>
       <w:tab/>
-      <w:t>2026-06-03</w:t>
+      <w:t>2026-06-04</w:t>
       <w:br/>
       <w:br/>
     </w:r>

--- a/tillsyn/A 11826-2026 tillsynsbegäran.docx
+++ b/tillsyn/A 11826-2026 tillsynsbegäran.docx
@@ -452,7 +452,7 @@
     <w:r>
       <w:tab/>
       <w:tab/>
-      <w:t>2026-06-04</w:t>
+      <w:t>2026-06-05</w:t>
       <w:br/>
       <w:br/>
     </w:r>

--- a/tillsyn/A 11826-2026 tillsynsbegäran.docx
+++ b/tillsyn/A 11826-2026 tillsynsbegäran.docx
@@ -452,7 +452,7 @@
     <w:r>
       <w:tab/>
       <w:tab/>
-      <w:t>2026-06-05</w:t>
+      <w:t>2026-06-06</w:t>
       <w:br/>
       <w:br/>
     </w:r>

--- a/tillsyn/A 11826-2026 tillsynsbegäran.docx
+++ b/tillsyn/A 11826-2026 tillsynsbegäran.docx
@@ -452,7 +452,7 @@
     <w:r>
       <w:tab/>
       <w:tab/>
-      <w:t>2026-06-06</w:t>
+      <w:t>2026-06-07</w:t>
       <w:br/>
       <w:br/>
     </w:r>

--- a/tillsyn/A 11826-2026 tillsynsbegäran.docx
+++ b/tillsyn/A 11826-2026 tillsynsbegäran.docx
@@ -452,7 +452,7 @@
     <w:r>
       <w:tab/>
       <w:tab/>
-      <w:t>2026-06-07</w:t>
+      <w:t>2026-06-08</w:t>
       <w:br/>
       <w:br/>
     </w:r>

--- a/tillsyn/A 11826-2026 tillsynsbegäran.docx
+++ b/tillsyn/A 11826-2026 tillsynsbegäran.docx
@@ -452,7 +452,7 @@
     <w:r>
       <w:tab/>
       <w:tab/>
-      <w:t>2026-06-08</w:t>
+      <w:t>2026-06-09</w:t>
       <w:br/>
       <w:br/>
     </w:r>

--- a/tillsyn/A 11826-2026 tillsynsbegäran.docx
+++ b/tillsyn/A 11826-2026 tillsynsbegäran.docx
@@ -452,7 +452,7 @@
     <w:r>
       <w:tab/>
       <w:tab/>
-      <w:t>2026-06-09</w:t>
+      <w:t>2026-06-10</w:t>
       <w:br/>
       <w:br/>
     </w:r>

--- a/tillsyn/A 11826-2026 tillsynsbegäran.docx
+++ b/tillsyn/A 11826-2026 tillsynsbegäran.docx
@@ -452,7 +452,7 @@
     <w:r>
       <w:tab/>
       <w:tab/>
-      <w:t>2026-06-10</w:t>
+      <w:t>2026-06-11</w:t>
       <w:br/>
       <w:br/>
     </w:r>

--- a/tillsyn/A 11826-2026 tillsynsbegäran.docx
+++ b/tillsyn/A 11826-2026 tillsynsbegäran.docx
@@ -452,7 +452,7 @@
     <w:r>
       <w:tab/>
       <w:tab/>
-      <w:t>2026-06-11</w:t>
+      <w:t>2026-06-12</w:t>
       <w:br/>
       <w:br/>
     </w:r>

--- a/tillsyn/A 11826-2026 tillsynsbegäran.docx
+++ b/tillsyn/A 11826-2026 tillsynsbegäran.docx
@@ -452,7 +452,7 @@
     <w:r>
       <w:tab/>
       <w:tab/>
-      <w:t>2026-06-12</w:t>
+      <w:t>2026-06-13</w:t>
       <w:br/>
       <w:br/>
     </w:r>

--- a/tillsyn/A 11826-2026 tillsynsbegäran.docx
+++ b/tillsyn/A 11826-2026 tillsynsbegäran.docx
@@ -452,7 +452,7 @@
     <w:r>
       <w:tab/>
       <w:tab/>
-      <w:t>2026-06-13</w:t>
+      <w:t>2026-06-14</w:t>
       <w:br/>
       <w:br/>
     </w:r>

--- a/tillsyn/A 11826-2026 tillsynsbegäran.docx
+++ b/tillsyn/A 11826-2026 tillsynsbegäran.docx
@@ -452,7 +452,7 @@
     <w:r>
       <w:tab/>
       <w:tab/>
-      <w:t>2026-06-15</w:t>
+      <w:t>2026-06-16</w:t>
       <w:br/>
       <w:br/>
     </w:r>

--- a/tillsyn/A 11826-2026 tillsynsbegäran.docx
+++ b/tillsyn/A 11826-2026 tillsynsbegäran.docx
@@ -452,7 +452,7 @@
     <w:r>
       <w:tab/>
       <w:tab/>
-      <w:t>2026-06-16</w:t>
+      <w:t>2026-06-17</w:t>
       <w:br/>
       <w:br/>
     </w:r>

--- a/tillsyn/A 11826-2026 tillsynsbegäran.docx
+++ b/tillsyn/A 11826-2026 tillsynsbegäran.docx
@@ -1,6 +1,6 @@
 
 <file path=word/document.xml><?xml version="1.0" encoding="utf-8"?>
-<w:document xmlns:wpc="http://schemas.microsoft.com/office/word/2010/wordprocessingCanvas" xmlns:cx="http://schemas.microsoft.com/office/drawing/2014/chartex" xmlns:cx1="http://schemas.microsoft.com/office/drawing/2015/9/8/chartex" xmlns:cx2="http://schemas.microsoft.com/office/drawing/2015/10/21/chartex" xmlns:cx3="http://schemas.microsoft.com/office/drawing/2016/5/9/chartex" xmlns:cx4="http://schemas.microsoft.com/office/drawing/2016/5/10/chartex" xmlns:cx5="http://schemas.microsoft.com/office/drawing/2016/5/11/chartex" xmlns:cx6="http://schemas.microsoft.com/office/drawing/2016/5/12/chartex" xmlns:cx7="http://schemas.microsoft.com/office/drawing/2016/5/13/chartex" xmlns:cx8="http://schemas.microsoft.com/office/drawing/2016/5/14/chartex" xmlns:mc="http://schemas.openxmlformats.org/markup-compatibility/2006" xmlns:aink="http://schemas.microsoft.com/office/drawing/2016/ink" xmlns:am3d="http://schemas.microsoft.com/office/drawing/2017/model3d" xmlns:o="urn:schemas-microsoft-com:office:office" xmlns:oel="http://schemas.microsoft.com/office/2019/extlst" xmlns:r="http://schemas.openxmlformats.org/officeDocument/2006/relationships" xmlns:m="http://schemas.openxmlformats.org/officeDocument/2006/math" xmlns:v="urn:schemas-microsoft-com:vml" xmlns:wp14="http://schemas.microsoft.com/office/word/2010/wordprocessingDrawing" xmlns:wp="http://schemas.openxmlformats.org/drawingml/2006/wordprocessingDrawing" xmlns:w10="urn:schemas-microsoft-com:office:word" xmlns:w="http://schemas.openxmlformats.org/wordprocessingml/2006/main" xmlns:w14="http://schemas.microsoft.com/office/word/2010/wordml" xmlns:w15="http://schemas.microsoft.com/office/word/2012/wordml" xmlns:w16cex="http://schemas.microsoft.com/office/word/2018/wordml/cex" xmlns:w16cid="http://schemas.microsoft.com/office/word/2016/wordml/cid" xmlns:w16="http://schemas.microsoft.com/office/word/2018/wordml" xmlns:w16sdtdh="http://schemas.microsoft.com/office/word/2020/wordml/sdtdatahash" xmlns:w16se="http://schemas.microsoft.com/office/word/2015/wordml/symex" xmlns:wpg="http://schemas.microsoft.com/office/word/2010/wordprocessingGroup" xmlns:wpi="http://schemas.microsoft.com/office/word/2010/wordprocessingInk" xmlns:wne="http://schemas.microsoft.com/office/word/2006/wordml" xmlns:wps="http://schemas.microsoft.com/office/word/2010/wordprocessingShape" mc:Ignorable="w14 w15 w16se w16cid w16 w16cex w16sdtdh wp14">
+<w:document xmlns:wpc="http://schemas.microsoft.com/office/word/2010/wordprocessingCanvas" xmlns:cx="http://schemas.microsoft.com/office/drawing/2014/chartex" xmlns:cx1="http://schemas.microsoft.com/office/drawing/2015/9/8/chartex" xmlns:cx2="http://schemas.microsoft.com/office/drawing/2015/10/21/chartex" xmlns:cx3="http://schemas.microsoft.com/office/drawing/2016/5/9/chartex" xmlns:cx4="http://schemas.microsoft.com/office/drawing/2016/5/10/chartex" xmlns:cx5="http://schemas.microsoft.com/office/drawing/2016/5/11/chartex" xmlns:cx6="http://schemas.microsoft.com/office/drawing/2016/5/12/chartex" xmlns:cx7="http://schemas.microsoft.com/office/drawing/2016/5/13/chartex" xmlns:cx8="http://schemas.microsoft.com/office/drawing/2016/5/14/chartex" xmlns:mc="http://schemas.openxmlformats.org/markup-compatibility/2006" xmlns:aink="http://schemas.microsoft.com/office/drawing/2016/ink" xmlns:am3d="http://schemas.microsoft.com/office/drawing/2017/model3d" xmlns:o="urn:schemas-microsoft-com:office:office" xmlns:oel="http://schemas.microsoft.com/office/2019/extlst" xmlns:r="http://schemas.openxmlformats.org/officeDocument/2006/relationships" xmlns:m="http://schemas.openxmlformats.org/officeDocument/2006/math" xmlns:v="urn:schemas-microsoft-com:vml" xmlns:wp14="http://schemas.microsoft.com/office/word/2010/wordprocessingDrawing" xmlns:wp="http://schemas.openxmlformats.org/drawingml/2006/wordprocessingDrawing" xmlns:w10="urn:schemas-microsoft-com:office:word" xmlns:w="http://schemas.openxmlformats.org/wordprocessingml/2006/main" xmlns:w14="http://schemas.microsoft.com/office/word/2010/wordml" xmlns:w15="http://schemas.microsoft.com/office/word/2012/wordml" xmlns:w16cex="http://schemas.microsoft.com/office/word/2018/wordml/cex" xmlns:w16cid="http://schemas.microsoft.com/office/word/2016/wordml/cid" xmlns:w16="http://schemas.microsoft.com/office/word/2018/wordml" xmlns:w16du="http://schemas.microsoft.com/office/word/2023/wordml/word16du" xmlns:w16sdtdh="http://schemas.microsoft.com/office/word/2020/wordml/sdtdatahash" xmlns:w16sdtfl="http://schemas.microsoft.com/office/word/2024/wordml/sdtformatlock" xmlns:w16se="http://schemas.microsoft.com/office/word/2015/wordml/symex" xmlns:wpg="http://schemas.microsoft.com/office/word/2010/wordprocessingGroup" xmlns:wpi="http://schemas.microsoft.com/office/word/2010/wordprocessingInk" xmlns:wne="http://schemas.microsoft.com/office/word/2006/wordml" xmlns:wps="http://schemas.microsoft.com/office/word/2010/wordprocessingShape" mc:Ignorable="w14 w15 w16se w16cid w16 w16cex w16sdtdh w16sdtfl w16du wp14">
   <w:body>
     <w:p>
       <w:pPr>
@@ -12,35 +12,10 @@
     </w:p>
     <w:p>
       <w:r>
-        <w:t>Detta dokument behandlar höga naturvärden i avverkningsanmälan A 11826-2026 i Umeå kommun. Denna avverkningsanmälan inkom 2026-03-04 09:50:34 och omfattar 0,6 ha.</w:t>
+        <w:t>Detta dokument behandlar höga naturvärden i avverkningsanmälan A 11826-2026 i Umeå kommun som inkom 2026-03-04 och omfattar 0,6 ha.</w:t>
       </w:r>
-    </w:p>
-    <w:p>
       <w:r>
-        <w:t>Vi begär härmed att Skogsstyrelsen fattar beslut enligt miljöbalken som säkerställer att skogens höga naturvärden bevaras samt säkerställer att EU-lagstiftning efterlevs och att artskyddsbrott förhindras. Vi önskar även ta del av de ställningstaganden och beslut som myndigheterna meddelar till följd av aktuell avverkningsanmälan och föreningens inlaga (se 34 § förvaltningslagen).</w:t>
-      </w:r>
-    </w:p>
-    <w:p>
-      <w:r>
-        <w:t>Nedan beskrivs fynd av naturvårdsarter och fridlysta arter som gjorts i det avverkningsanmälda området. I BILAGA 1 finns artfakta om fridlysta arter.</w:t>
-      </w:r>
-    </w:p>
-    <w:p>
-      <w:pPr>
-        <w:pStyle w:val="Heading1"/>
-      </w:pPr>
-      <w:r>
-        <w:t>Naturvårdsarter</w:t>
-      </w:r>
-    </w:p>
-    <w:p>
-      <w:r>
-        <w:t>I avverkningsanmälan har följande 4 naturvårdsarter hittats: granticka (NT), småflikig brosklav (NT), talltita (NT, §4) och thomsons trägnagare (S). Av dessa är 3 rödlistade. För rödlistade arter har rödlistekategorin angivits inom parentes. Arter som är signalarter enligt Skogsstyrelsen har markerats med (S). För fridlysta arter anges även paragrafen i Artskyddsförordningen som arten är fridlyst enligt.</w:t>
-      </w:r>
-    </w:p>
-    <w:p>
-      <w:r>
-        <w:t>De påträffade naturvårdsarterna är ett tydligt kvitto på att detta rör sig om en skog med höga naturvärden. I Figur 1 visas en karta över det avverkningsanmälda området, där samtliga fyndplatser för naturvårdsarter som finns registrerade på Artportalen har markerats.</w:t>
+        <w:t xml:space="preserve"> I Figur 1 visas fyndplatser för naturvårdsarter i området, som finns registrerade på Artportalen.</w:t>
       </w:r>
     </w:p>
     <w:p>
@@ -50,7 +25,7 @@
       <w:r>
         <w:drawing>
           <wp:inline xmlns:a="http://schemas.openxmlformats.org/drawingml/2006/main" xmlns:pic="http://schemas.openxmlformats.org/drawingml/2006/picture">
-            <wp:extent cx="5486400" cy="4501914"/>
+            <wp:extent cx="5486400" cy="4416438"/>
             <wp:docPr id="1" name="Picture 1"/>
             <wp:cNvGraphicFramePr>
               <a:graphicFrameLocks noChangeAspect="1"/>
@@ -71,7 +46,7 @@
                   <pic:spPr>
                     <a:xfrm>
                       <a:off x="0" y="0"/>
-                      <a:ext cx="5486400" cy="4501914"/>
+                      <a:ext cx="5486400" cy="4416438"/>
                     </a:xfrm>
                     <a:prstGeom prst="rect"/>
                   </pic:spPr>
@@ -85,72 +60,48 @@
     <w:p>
       <w:pPr>
         <w:pStyle w:val="Caption"/>
+        <w:spacing w:after="240"/>
       </w:pPr>
       <w:r>
-        <w:t>Figur 1. Fyndplatser för naturvårdsarter i det avverkningsanmälda området (röd linje). Markörer utan svart kant är placerade på fyndplatsen. Markörer med svart kant är placerade vid sidan av fyndplatsen och har ett svart streck som visar fyndplatsens exakta position. Kartans mittpunktskoordinat är N 7084670, E 767078 i SWEREF 99 TM.</w:t>
+        <w:t>Figur 1. Fyndplatser för naturvårdsarter i och inom 14 meter från avverkningsanmälan (röd linje). Inom parentes anges rödlistekategorier, S för signalarter, Tför typiska arter och fridlysningsparagrafer i artskyddsförordningen.Markörer utan svart kant är placerade på fyndplatsen. Markörer med svart kant är placerade vid sidan av fyndplatsen och har ett svart streck som visar fyndplatsens exakta position. Kartans mittpunktskoordinat är N 7084670, E 767078 i SWEREF 99 TM.</w:t>
       </w:r>
     </w:p>
     <w:p>
       <w:r>
-        <w:rPr>
-          <w:b/>
-        </w:rPr>
-        <w:t>Granticka</w:t>
-      </w:r>
-      <w:r>
-        <w:t xml:space="preserve"> förekommer främst i äldre skogar med naturskogskaraktär, liksom i dimensionsavverkade och plockhuggna skogar. I äldre grannaturskog i norra Sverige är den alltjämt en förhållandevis vanlig karaktärsart, medan den längre söderut blir allt mer sällsynt. I Götaland och delar av Svealand är den en god signalart för skyddsvärda granskogsmiljöer. Arten bedöms ha minskat starkt under senare år på grund av skogsavverkningar, då den framför allt växer i äldre granskog med långvarig grankontinuitet. I urskogsliknande bestånd i norra Sverige kan ibland påträffas den mycket sällsynta tickan grantickeporing (VU), som lever på döda grantickor. Det som tidigare inbegripit grantickan har visat sig röra sig om två arter; tajgagranticka </w:t>
-      </w:r>
-      <w:r>
-        <w:rPr>
-          <w:i/>
-        </w:rPr>
-        <w:t>Porodaedalea abietis</w:t>
-      </w:r>
-      <w:r>
-        <w:t xml:space="preserve"> (LC) och </w:t>
-      </w:r>
-      <w:r>
-        <w:rPr>
-          <w:i/>
-        </w:rPr>
-        <w:t>Porodaedalea chrysoloma</w:t>
-      </w:r>
-      <w:r>
-        <w:t xml:space="preserve"> (DD). Den nordligare arten, tajgagranticka, bildar större fruktkroppar och har sin främsta förekomst i norra Sverige, medan den mer tunnköttiga arten, </w:t>
-      </w:r>
-      <w:r>
-        <w:rPr>
-          <w:i/>
-        </w:rPr>
-        <w:t>P. chrysoloma</w:t>
-      </w:r>
-      <w:r>
-        <w:t>, förekommer i sydöstra Sverige och på Gotland (SLU Artdatabanken, 2026; Nitare &amp; Skogsstyrelsen, 2019).</w:t>
+        <w:t>Vi begär härmed att Skogsstyrelsen fattar beslut enligt miljöbalken som säkerställer att skogens höga naturvärden bevaras samt att EU-lagstiftning efterlevs och att artskyddsbrott förhindras.</w:t>
       </w:r>
     </w:p>
     <w:p>
       <w:r>
-        <w:rPr>
-          <w:b/>
-        </w:rPr>
-        <w:t xml:space="preserve">Småflikig brosklav (NT) </w:t>
+        <w:t>Vi önskar även ta del av de ställningstaganden och beslut som myndigheten meddelar till följd av aktuell avverkningsanmälan och föreningens inlaga (se 34 § förvaltningslagen).</w:t>
       </w:r>
+    </w:p>
+    <w:p>
       <w:r>
-        <w:t xml:space="preserve">signalerar i hela sitt utbredningsområde skogsbestånd med höga naturvärden. Den indikerar hög luftfuktighet och långvarig förekomst av asp. Småflikig brosklav är typisk art för </w:t>
-      </w:r>
-      <w:r>
-        <w:rPr>
-          <w:i/>
-        </w:rPr>
-        <w:t>9010 Taiga</w:t>
-      </w:r>
-      <w:r>
-        <w:t xml:space="preserve"> (Nitare &amp; Skogsstyrelsen, 2019; SLU Artdatabanken, 2025).</w:t>
+        <w:t>Nedan beskrivs fynd av naturvårdsarter och fridlysta arter som gjorts i det avverkningsanmälda området. I BILAGA 1 finns artfakta om fridlysta arter.</w:t>
       </w:r>
     </w:p>
     <w:p>
       <w:pPr>
         <w:pStyle w:val="Heading1"/>
+      </w:pPr>
+      <w:r>
+        <w:t>Naturvårdsarter</w:t>
+      </w:r>
+    </w:p>
+    <w:p>
+      <w:r>
+        <w:t>I och inom 14 meter från avverkningsanmälan har följande 4 naturvårdsarter hittats: småflikig brosklav (NT, T), talltita (NT, §4), thomsons trägnagare (S) och vågbandad barkbock (S). Av dessa är 2 rödlistade. För rödlistade arter har rödlistekategorin angivits inom parentes. Arter som är signalarter enligt Skogsstyrelsen har markerats med (S). Typiska arter inom Natura 2000 som är kopplade till skogsekosystem har markerats med (T). För fridlysta arter anges även paragrafen i Artskyddsförordningen som arten är fridlyst enligt.</w:t>
+      </w:r>
+    </w:p>
+    <w:p>
+      <w:r>
+        <w:t>De påträffade naturvårdsarterna är ett tydligt kvitto på att det rör sig om en skog med höga naturvärden.</w:t>
+      </w:r>
+    </w:p>
+    <w:p>
+      <w:pPr>
+        <w:pStyle w:val="Heading2"/>
       </w:pPr>
       <w:r>
         <w:t>Fridlysta arter</w:t>
@@ -189,6 +140,45 @@
     <w:p>
       <w:r>
         <w:t>I BILAGA 1 finns mer detaljerad information om ekologi samt krav på livsmiljö hos fridlysta arter.</w:t>
+      </w:r>
+    </w:p>
+    <w:p>
+      <w:pPr>
+        <w:pStyle w:val="Heading2"/>
+      </w:pPr>
+      <w:r>
+        <w:t>Övriga naturvårdsarter</w:t>
+      </w:r>
+    </w:p>
+    <w:p>
+      <w:r>
+        <w:rPr>
+          <w:b/>
+        </w:rPr>
+        <w:t xml:space="preserve">Småflikig brosklav (NT) </w:t>
+      </w:r>
+      <w:r>
+        <w:t xml:space="preserve">signalerar i hela sitt utbredningsområde skogsbestånd med höga naturvärden. Den indikerar hög luftfuktighet och långvarig förekomst av asp. Småflikig brosklav är typisk art för </w:t>
+      </w:r>
+      <w:r>
+        <w:rPr>
+          <w:i/>
+        </w:rPr>
+        <w:t>9010 Taiga</w:t>
+      </w:r>
+      <w:r>
+        <w:t xml:space="preserve"> (Nitare &amp; Skogsstyrelsen, 2019; SLU Artdatabanken, 2025).</w:t>
+      </w:r>
+    </w:p>
+    <w:p>
+      <w:r>
+        <w:rPr>
+          <w:b/>
+        </w:rPr>
+        <w:t xml:space="preserve">Vågbandad barkbock </w:t>
+      </w:r>
+      <w:r>
+        <w:t>är en långhorning vars larvutveckling sker under bark på nyligen döda stående barrträd, främst gran, mer undantagsvis på tall. Främst i stående träd, särskilt gamla, långsamvuxna granar med grov bark, även i grövre grenar, stubbar eller vindfällen. Arten är starkt knuten till naturskogsliknande granskogar, och gynnas av extrema torrsomrar som försvagar träden. Arten påverkas negativt av brist på kontinuitetsskog och en minskning av populationen pågår eller förväntas ske (SLU Artdatabanken, 2025).</w:t>
       </w:r>
     </w:p>
     <w:p>
@@ -342,7 +332,7 @@
 </file>
 
 <file path=word/endnotes.xml><?xml version="1.0" encoding="utf-8"?>
-<w:endnotes xmlns:wpc="http://schemas.microsoft.com/office/word/2010/wordprocessingCanvas" xmlns:cx="http://schemas.microsoft.com/office/drawing/2014/chartex" xmlns:cx1="http://schemas.microsoft.com/office/drawing/2015/9/8/chartex" xmlns:cx2="http://schemas.microsoft.com/office/drawing/2015/10/21/chartex" xmlns:cx3="http://schemas.microsoft.com/office/drawing/2016/5/9/chartex" xmlns:cx4="http://schemas.microsoft.com/office/drawing/2016/5/10/chartex" xmlns:cx5="http://schemas.microsoft.com/office/drawing/2016/5/11/chartex" xmlns:cx6="http://schemas.microsoft.com/office/drawing/2016/5/12/chartex" xmlns:cx7="http://schemas.microsoft.com/office/drawing/2016/5/13/chartex" xmlns:cx8="http://schemas.microsoft.com/office/drawing/2016/5/14/chartex" xmlns:mc="http://schemas.openxmlformats.org/markup-compatibility/2006" xmlns:aink="http://schemas.microsoft.com/office/drawing/2016/ink" xmlns:am3d="http://schemas.microsoft.com/office/drawing/2017/model3d" xmlns:o="urn:schemas-microsoft-com:office:office" xmlns:oel="http://schemas.microsoft.com/office/2019/extlst" xmlns:r="http://schemas.openxmlformats.org/officeDocument/2006/relationships" xmlns:m="http://schemas.openxmlformats.org/officeDocument/2006/math" xmlns:v="urn:schemas-microsoft-com:vml" xmlns:wp14="http://schemas.microsoft.com/office/word/2010/wordprocessingDrawing" xmlns:wp="http://schemas.openxmlformats.org/drawingml/2006/wordprocessingDrawing" xmlns:w10="urn:schemas-microsoft-com:office:word" xmlns:w="http://schemas.openxmlformats.org/wordprocessingml/2006/main" xmlns:w14="http://schemas.microsoft.com/office/word/2010/wordml" xmlns:w15="http://schemas.microsoft.com/office/word/2012/wordml" xmlns:w16cex="http://schemas.microsoft.com/office/word/2018/wordml/cex" xmlns:w16cid="http://schemas.microsoft.com/office/word/2016/wordml/cid" xmlns:w16="http://schemas.microsoft.com/office/word/2018/wordml" xmlns:w16sdtdh="http://schemas.microsoft.com/office/word/2020/wordml/sdtdatahash" xmlns:w16se="http://schemas.microsoft.com/office/word/2015/wordml/symex" xmlns:wpg="http://schemas.microsoft.com/office/word/2010/wordprocessingGroup" xmlns:wpi="http://schemas.microsoft.com/office/word/2010/wordprocessingInk" xmlns:wne="http://schemas.microsoft.com/office/word/2006/wordml" xmlns:wps="http://schemas.microsoft.com/office/word/2010/wordprocessingShape" mc:Ignorable="w14 w15 w16se w16cid w16 w16cex w16sdtdh wp14">
+<w:endnotes xmlns:wpc="http://schemas.microsoft.com/office/word/2010/wordprocessingCanvas" xmlns:cx="http://schemas.microsoft.com/office/drawing/2014/chartex" xmlns:cx1="http://schemas.microsoft.com/office/drawing/2015/9/8/chartex" xmlns:cx2="http://schemas.microsoft.com/office/drawing/2015/10/21/chartex" xmlns:cx3="http://schemas.microsoft.com/office/drawing/2016/5/9/chartex" xmlns:cx4="http://schemas.microsoft.com/office/drawing/2016/5/10/chartex" xmlns:cx5="http://schemas.microsoft.com/office/drawing/2016/5/11/chartex" xmlns:cx6="http://schemas.microsoft.com/office/drawing/2016/5/12/chartex" xmlns:cx7="http://schemas.microsoft.com/office/drawing/2016/5/13/chartex" xmlns:cx8="http://schemas.microsoft.com/office/drawing/2016/5/14/chartex" xmlns:mc="http://schemas.openxmlformats.org/markup-compatibility/2006" xmlns:aink="http://schemas.microsoft.com/office/drawing/2016/ink" xmlns:am3d="http://schemas.microsoft.com/office/drawing/2017/model3d" xmlns:o="urn:schemas-microsoft-com:office:office" xmlns:oel="http://schemas.microsoft.com/office/2019/extlst" xmlns:r="http://schemas.openxmlformats.org/officeDocument/2006/relationships" xmlns:m="http://schemas.openxmlformats.org/officeDocument/2006/math" xmlns:v="urn:schemas-microsoft-com:vml" xmlns:wp14="http://schemas.microsoft.com/office/word/2010/wordprocessingDrawing" xmlns:wp="http://schemas.openxmlformats.org/drawingml/2006/wordprocessingDrawing" xmlns:w10="urn:schemas-microsoft-com:office:word" xmlns:w="http://schemas.openxmlformats.org/wordprocessingml/2006/main" xmlns:w14="http://schemas.microsoft.com/office/word/2010/wordml" xmlns:w15="http://schemas.microsoft.com/office/word/2012/wordml" xmlns:w16cex="http://schemas.microsoft.com/office/word/2018/wordml/cex" xmlns:w16cid="http://schemas.microsoft.com/office/word/2016/wordml/cid" xmlns:w16="http://schemas.microsoft.com/office/word/2018/wordml" xmlns:w16du="http://schemas.microsoft.com/office/word/2023/wordml/word16du" xmlns:w16sdtdh="http://schemas.microsoft.com/office/word/2020/wordml/sdtdatahash" xmlns:w16sdtfl="http://schemas.microsoft.com/office/word/2024/wordml/sdtformatlock" xmlns:w16se="http://schemas.microsoft.com/office/word/2015/wordml/symex" xmlns:wpg="http://schemas.microsoft.com/office/word/2010/wordprocessingGroup" xmlns:wpi="http://schemas.microsoft.com/office/word/2010/wordprocessingInk" xmlns:wne="http://schemas.microsoft.com/office/word/2006/wordml" xmlns:wps="http://schemas.microsoft.com/office/word/2010/wordprocessingShape" mc:Ignorable="w14 w15 w16se w16cid w16 w16cex w16sdtdh w16sdtfl w16du wp14">
   <w:endnote w:type="separator" w:id="-1">
     <w:p>
       <w:pPr>
@@ -367,7 +357,7 @@
 </file>
 
 <file path=word/footer1.xml><?xml version="1.0" encoding="utf-8"?>
-<w:ftr xmlns:wpc="http://schemas.microsoft.com/office/word/2010/wordprocessingCanvas" xmlns:cx="http://schemas.microsoft.com/office/drawing/2014/chartex" xmlns:cx1="http://schemas.microsoft.com/office/drawing/2015/9/8/chartex" xmlns:cx2="http://schemas.microsoft.com/office/drawing/2015/10/21/chartex" xmlns:cx3="http://schemas.microsoft.com/office/drawing/2016/5/9/chartex" xmlns:cx4="http://schemas.microsoft.com/office/drawing/2016/5/10/chartex" xmlns:cx5="http://schemas.microsoft.com/office/drawing/2016/5/11/chartex" xmlns:cx6="http://schemas.microsoft.com/office/drawing/2016/5/12/chartex" xmlns:cx7="http://schemas.microsoft.com/office/drawing/2016/5/13/chartex" xmlns:cx8="http://schemas.microsoft.com/office/drawing/2016/5/14/chartex" xmlns:mc="http://schemas.openxmlformats.org/markup-compatibility/2006" xmlns:aink="http://schemas.microsoft.com/office/drawing/2016/ink" xmlns:am3d="http://schemas.microsoft.com/office/drawing/2017/model3d" xmlns:o="urn:schemas-microsoft-com:office:office" xmlns:oel="http://schemas.microsoft.com/office/2019/extlst" xmlns:r="http://schemas.openxmlformats.org/officeDocument/2006/relationships" xmlns:m="http://schemas.openxmlformats.org/officeDocument/2006/math" xmlns:v="urn:schemas-microsoft-com:vml" xmlns:wp14="http://schemas.microsoft.com/office/word/2010/wordprocessingDrawing" xmlns:wp="http://schemas.openxmlformats.org/drawingml/2006/wordprocessingDrawing" xmlns:w10="urn:schemas-microsoft-com:office:word" xmlns:w="http://schemas.openxmlformats.org/wordprocessingml/2006/main" xmlns:w14="http://schemas.microsoft.com/office/word/2010/wordml" xmlns:w15="http://schemas.microsoft.com/office/word/2012/wordml" xmlns:w16cex="http://schemas.microsoft.com/office/word/2018/wordml/cex" xmlns:w16cid="http://schemas.microsoft.com/office/word/2016/wordml/cid" xmlns:w16="http://schemas.microsoft.com/office/word/2018/wordml" xmlns:w16sdtdh="http://schemas.microsoft.com/office/word/2020/wordml/sdtdatahash" xmlns:w16se="http://schemas.microsoft.com/office/word/2015/wordml/symex" xmlns:wpg="http://schemas.microsoft.com/office/word/2010/wordprocessingGroup" xmlns:wpi="http://schemas.microsoft.com/office/word/2010/wordprocessingInk" xmlns:wne="http://schemas.microsoft.com/office/word/2006/wordml" xmlns:wps="http://schemas.microsoft.com/office/word/2010/wordprocessingShape" mc:Ignorable="w14 w15 w16se w16cid w16 w16cex w16sdtdh wp14">
+<w:ftr xmlns:wpc="http://schemas.microsoft.com/office/word/2010/wordprocessingCanvas" xmlns:cx="http://schemas.microsoft.com/office/drawing/2014/chartex" xmlns:cx1="http://schemas.microsoft.com/office/drawing/2015/9/8/chartex" xmlns:cx2="http://schemas.microsoft.com/office/drawing/2015/10/21/chartex" xmlns:cx3="http://schemas.microsoft.com/office/drawing/2016/5/9/chartex" xmlns:cx4="http://schemas.microsoft.com/office/drawing/2016/5/10/chartex" xmlns:cx5="http://schemas.microsoft.com/office/drawing/2016/5/11/chartex" xmlns:cx6="http://schemas.microsoft.com/office/drawing/2016/5/12/chartex" xmlns:cx7="http://schemas.microsoft.com/office/drawing/2016/5/13/chartex" xmlns:cx8="http://schemas.microsoft.com/office/drawing/2016/5/14/chartex" xmlns:mc="http://schemas.openxmlformats.org/markup-compatibility/2006" xmlns:aink="http://schemas.microsoft.com/office/drawing/2016/ink" xmlns:am3d="http://schemas.microsoft.com/office/drawing/2017/model3d" xmlns:o="urn:schemas-microsoft-com:office:office" xmlns:oel="http://schemas.microsoft.com/office/2019/extlst" xmlns:r="http://schemas.openxmlformats.org/officeDocument/2006/relationships" xmlns:m="http://schemas.openxmlformats.org/officeDocument/2006/math" xmlns:v="urn:schemas-microsoft-com:vml" xmlns:wp14="http://schemas.microsoft.com/office/word/2010/wordprocessingDrawing" xmlns:wp="http://schemas.openxmlformats.org/drawingml/2006/wordprocessingDrawing" xmlns:w10="urn:schemas-microsoft-com:office:word" xmlns:w="http://schemas.openxmlformats.org/wordprocessingml/2006/main" xmlns:w14="http://schemas.microsoft.com/office/word/2010/wordml" xmlns:w15="http://schemas.microsoft.com/office/word/2012/wordml" xmlns:w16cex="http://schemas.microsoft.com/office/word/2018/wordml/cex" xmlns:w16cid="http://schemas.microsoft.com/office/word/2016/wordml/cid" xmlns:w16="http://schemas.microsoft.com/office/word/2018/wordml" xmlns:w16du="http://schemas.microsoft.com/office/word/2023/wordml/word16du" xmlns:w16sdtdh="http://schemas.microsoft.com/office/word/2020/wordml/sdtdatahash" xmlns:w16sdtfl="http://schemas.microsoft.com/office/word/2024/wordml/sdtformatlock" xmlns:w16se="http://schemas.microsoft.com/office/word/2015/wordml/symex" xmlns:wpg="http://schemas.microsoft.com/office/word/2010/wordprocessingGroup" xmlns:wpi="http://schemas.microsoft.com/office/word/2010/wordprocessingInk" xmlns:wne="http://schemas.microsoft.com/office/word/2006/wordml" xmlns:wps="http://schemas.microsoft.com/office/word/2010/wordprocessingShape" mc:Ignorable="w14 w15 w16se w16cid w16 w16cex w16sdtdh w16sdtfl w16du wp14">
   <w:p>
     <w:pPr>
       <w:pStyle w:val="Footer"/>
@@ -377,7 +367,7 @@
 </file>
 
 <file path=word/footer2.xml><?xml version="1.0" encoding="utf-8"?>
-<w:ftr xmlns:wpc="http://schemas.microsoft.com/office/word/2010/wordprocessingCanvas" xmlns:cx="http://schemas.microsoft.com/office/drawing/2014/chartex" xmlns:cx1="http://schemas.microsoft.com/office/drawing/2015/9/8/chartex" xmlns:cx2="http://schemas.microsoft.com/office/drawing/2015/10/21/chartex" xmlns:cx3="http://schemas.microsoft.com/office/drawing/2016/5/9/chartex" xmlns:cx4="http://schemas.microsoft.com/office/drawing/2016/5/10/chartex" xmlns:cx5="http://schemas.microsoft.com/office/drawing/2016/5/11/chartex" xmlns:cx6="http://schemas.microsoft.com/office/drawing/2016/5/12/chartex" xmlns:cx7="http://schemas.microsoft.com/office/drawing/2016/5/13/chartex" xmlns:cx8="http://schemas.microsoft.com/office/drawing/2016/5/14/chartex" xmlns:mc="http://schemas.openxmlformats.org/markup-compatibility/2006" xmlns:aink="http://schemas.microsoft.com/office/drawing/2016/ink" xmlns:am3d="http://schemas.microsoft.com/office/drawing/2017/model3d" xmlns:o="urn:schemas-microsoft-com:office:office" xmlns:oel="http://schemas.microsoft.com/office/2019/extlst" xmlns:r="http://schemas.openxmlformats.org/officeDocument/2006/relationships" xmlns:m="http://schemas.openxmlformats.org/officeDocument/2006/math" xmlns:v="urn:schemas-microsoft-com:vml" xmlns:wp14="http://schemas.microsoft.com/office/word/2010/wordprocessingDrawing" xmlns:wp="http://schemas.openxmlformats.org/drawingml/2006/wordprocessingDrawing" xmlns:w10="urn:schemas-microsoft-com:office:word" xmlns:w="http://schemas.openxmlformats.org/wordprocessingml/2006/main" xmlns:w14="http://schemas.microsoft.com/office/word/2010/wordml" xmlns:w15="http://schemas.microsoft.com/office/word/2012/wordml" xmlns:w16cex="http://schemas.microsoft.com/office/word/2018/wordml/cex" xmlns:w16cid="http://schemas.microsoft.com/office/word/2016/wordml/cid" xmlns:w16="http://schemas.microsoft.com/office/word/2018/wordml" xmlns:w16sdtdh="http://schemas.microsoft.com/office/word/2020/wordml/sdtdatahash" xmlns:w16se="http://schemas.microsoft.com/office/word/2015/wordml/symex" xmlns:wpg="http://schemas.microsoft.com/office/word/2010/wordprocessingGroup" xmlns:wpi="http://schemas.microsoft.com/office/word/2010/wordprocessingInk" xmlns:wne="http://schemas.microsoft.com/office/word/2006/wordml" xmlns:wps="http://schemas.microsoft.com/office/word/2010/wordprocessingShape" mc:Ignorable="w14 w15 w16se w16cid w16 w16cex w16sdtdh wp14">
+<w:ftr xmlns:wpc="http://schemas.microsoft.com/office/word/2010/wordprocessingCanvas" xmlns:cx="http://schemas.microsoft.com/office/drawing/2014/chartex" xmlns:cx1="http://schemas.microsoft.com/office/drawing/2015/9/8/chartex" xmlns:cx2="http://schemas.microsoft.com/office/drawing/2015/10/21/chartex" xmlns:cx3="http://schemas.microsoft.com/office/drawing/2016/5/9/chartex" xmlns:cx4="http://schemas.microsoft.com/office/drawing/2016/5/10/chartex" xmlns:cx5="http://schemas.microsoft.com/office/drawing/2016/5/11/chartex" xmlns:cx6="http://schemas.microsoft.com/office/drawing/2016/5/12/chartex" xmlns:cx7="http://schemas.microsoft.com/office/drawing/2016/5/13/chartex" xmlns:cx8="http://schemas.microsoft.com/office/drawing/2016/5/14/chartex" xmlns:mc="http://schemas.openxmlformats.org/markup-compatibility/2006" xmlns:aink="http://schemas.microsoft.com/office/drawing/2016/ink" xmlns:am3d="http://schemas.microsoft.com/office/drawing/2017/model3d" xmlns:o="urn:schemas-microsoft-com:office:office" xmlns:oel="http://schemas.microsoft.com/office/2019/extlst" xmlns:r="http://schemas.openxmlformats.org/officeDocument/2006/relationships" xmlns:m="http://schemas.openxmlformats.org/officeDocument/2006/math" xmlns:v="urn:schemas-microsoft-com:vml" xmlns:wp14="http://schemas.microsoft.com/office/word/2010/wordprocessingDrawing" xmlns:wp="http://schemas.openxmlformats.org/drawingml/2006/wordprocessingDrawing" xmlns:w10="urn:schemas-microsoft-com:office:word" xmlns:w="http://schemas.openxmlformats.org/wordprocessingml/2006/main" xmlns:w14="http://schemas.microsoft.com/office/word/2010/wordml" xmlns:w15="http://schemas.microsoft.com/office/word/2012/wordml" xmlns:w16cex="http://schemas.microsoft.com/office/word/2018/wordml/cex" xmlns:w16cid="http://schemas.microsoft.com/office/word/2016/wordml/cid" xmlns:w16="http://schemas.microsoft.com/office/word/2018/wordml" xmlns:w16du="http://schemas.microsoft.com/office/word/2023/wordml/word16du" xmlns:w16sdtdh="http://schemas.microsoft.com/office/word/2020/wordml/sdtdatahash" xmlns:w16sdtfl="http://schemas.microsoft.com/office/word/2024/wordml/sdtformatlock" xmlns:w16se="http://schemas.microsoft.com/office/word/2015/wordml/symex" xmlns:wpg="http://schemas.microsoft.com/office/word/2010/wordprocessingGroup" xmlns:wpi="http://schemas.microsoft.com/office/word/2010/wordprocessingInk" xmlns:wne="http://schemas.microsoft.com/office/word/2006/wordml" xmlns:wps="http://schemas.microsoft.com/office/word/2010/wordprocessingShape" mc:Ignorable="w14 w15 w16se w16cid w16 w16cex w16sdtdh w16sdtfl w16du wp14">
   <w:p>
     <w:pPr>
       <w:pStyle w:val="Footer"/>
@@ -387,7 +377,7 @@
 </file>
 
 <file path=word/footer3.xml><?xml version="1.0" encoding="utf-8"?>
-<w:ftr xmlns:wpc="http://schemas.microsoft.com/office/word/2010/wordprocessingCanvas" xmlns:cx="http://schemas.microsoft.com/office/drawing/2014/chartex" xmlns:cx1="http://schemas.microsoft.com/office/drawing/2015/9/8/chartex" xmlns:cx2="http://schemas.microsoft.com/office/drawing/2015/10/21/chartex" xmlns:cx3="http://schemas.microsoft.com/office/drawing/2016/5/9/chartex" xmlns:cx4="http://schemas.microsoft.com/office/drawing/2016/5/10/chartex" xmlns:cx5="http://schemas.microsoft.com/office/drawing/2016/5/11/chartex" xmlns:cx6="http://schemas.microsoft.com/office/drawing/2016/5/12/chartex" xmlns:cx7="http://schemas.microsoft.com/office/drawing/2016/5/13/chartex" xmlns:cx8="http://schemas.microsoft.com/office/drawing/2016/5/14/chartex" xmlns:mc="http://schemas.openxmlformats.org/markup-compatibility/2006" xmlns:aink="http://schemas.microsoft.com/office/drawing/2016/ink" xmlns:am3d="http://schemas.microsoft.com/office/drawing/2017/model3d" xmlns:o="urn:schemas-microsoft-com:office:office" xmlns:oel="http://schemas.microsoft.com/office/2019/extlst" xmlns:r="http://schemas.openxmlformats.org/officeDocument/2006/relationships" xmlns:m="http://schemas.openxmlformats.org/officeDocument/2006/math" xmlns:v="urn:schemas-microsoft-com:vml" xmlns:wp14="http://schemas.microsoft.com/office/word/2010/wordprocessingDrawing" xmlns:wp="http://schemas.openxmlformats.org/drawingml/2006/wordprocessingDrawing" xmlns:w10="urn:schemas-microsoft-com:office:word" xmlns:w="http://schemas.openxmlformats.org/wordprocessingml/2006/main" xmlns:w14="http://schemas.microsoft.com/office/word/2010/wordml" xmlns:w15="http://schemas.microsoft.com/office/word/2012/wordml" xmlns:w16cex="http://schemas.microsoft.com/office/word/2018/wordml/cex" xmlns:w16cid="http://schemas.microsoft.com/office/word/2016/wordml/cid" xmlns:w16="http://schemas.microsoft.com/office/word/2018/wordml" xmlns:w16sdtdh="http://schemas.microsoft.com/office/word/2020/wordml/sdtdatahash" xmlns:w16se="http://schemas.microsoft.com/office/word/2015/wordml/symex" xmlns:wpg="http://schemas.microsoft.com/office/word/2010/wordprocessingGroup" xmlns:wpi="http://schemas.microsoft.com/office/word/2010/wordprocessingInk" xmlns:wne="http://schemas.microsoft.com/office/word/2006/wordml" xmlns:wps="http://schemas.microsoft.com/office/word/2010/wordprocessingShape" mc:Ignorable="w14 w15 w16se w16cid w16 w16cex w16sdtdh wp14">
+<w:ftr xmlns:wpc="http://schemas.microsoft.com/office/word/2010/wordprocessingCanvas" xmlns:cx="http://schemas.microsoft.com/office/drawing/2014/chartex" xmlns:cx1="http://schemas.microsoft.com/office/drawing/2015/9/8/chartex" xmlns:cx2="http://schemas.microsoft.com/office/drawing/2015/10/21/chartex" xmlns:cx3="http://schemas.microsoft.com/office/drawing/2016/5/9/chartex" xmlns:cx4="http://schemas.microsoft.com/office/drawing/2016/5/10/chartex" xmlns:cx5="http://schemas.microsoft.com/office/drawing/2016/5/11/chartex" xmlns:cx6="http://schemas.microsoft.com/office/drawing/2016/5/12/chartex" xmlns:cx7="http://schemas.microsoft.com/office/drawing/2016/5/13/chartex" xmlns:cx8="http://schemas.microsoft.com/office/drawing/2016/5/14/chartex" xmlns:mc="http://schemas.openxmlformats.org/markup-compatibility/2006" xmlns:aink="http://schemas.microsoft.com/office/drawing/2016/ink" xmlns:am3d="http://schemas.microsoft.com/office/drawing/2017/model3d" xmlns:o="urn:schemas-microsoft-com:office:office" xmlns:oel="http://schemas.microsoft.com/office/2019/extlst" xmlns:r="http://schemas.openxmlformats.org/officeDocument/2006/relationships" xmlns:m="http://schemas.openxmlformats.org/officeDocument/2006/math" xmlns:v="urn:schemas-microsoft-com:vml" xmlns:wp14="http://schemas.microsoft.com/office/word/2010/wordprocessingDrawing" xmlns:wp="http://schemas.openxmlformats.org/drawingml/2006/wordprocessingDrawing" xmlns:w10="urn:schemas-microsoft-com:office:word" xmlns:w="http://schemas.openxmlformats.org/wordprocessingml/2006/main" xmlns:w14="http://schemas.microsoft.com/office/word/2010/wordml" xmlns:w15="http://schemas.microsoft.com/office/word/2012/wordml" xmlns:w16cex="http://schemas.microsoft.com/office/word/2018/wordml/cex" xmlns:w16cid="http://schemas.microsoft.com/office/word/2016/wordml/cid" xmlns:w16="http://schemas.microsoft.com/office/word/2018/wordml" xmlns:w16du="http://schemas.microsoft.com/office/word/2023/wordml/word16du" xmlns:w16sdtdh="http://schemas.microsoft.com/office/word/2020/wordml/sdtdatahash" xmlns:w16sdtfl="http://schemas.microsoft.com/office/word/2024/wordml/sdtformatlock" xmlns:w16se="http://schemas.microsoft.com/office/word/2015/wordml/symex" xmlns:wpg="http://schemas.microsoft.com/office/word/2010/wordprocessingGroup" xmlns:wpi="http://schemas.microsoft.com/office/word/2010/wordprocessingInk" xmlns:wne="http://schemas.microsoft.com/office/word/2006/wordml" xmlns:wps="http://schemas.microsoft.com/office/word/2010/wordprocessingShape" mc:Ignorable="w14 w15 w16se w16cid w16 w16cex w16sdtdh w16sdtfl w16du wp14">
   <w:p>
     <w:pPr>
       <w:pStyle w:val="Footer"/>
@@ -397,7 +387,7 @@
 </file>
 
 <file path=word/footnotes.xml><?xml version="1.0" encoding="utf-8"?>
-<w:footnotes xmlns:wpc="http://schemas.microsoft.com/office/word/2010/wordprocessingCanvas" xmlns:cx="http://schemas.microsoft.com/office/drawing/2014/chartex" xmlns:cx1="http://schemas.microsoft.com/office/drawing/2015/9/8/chartex" xmlns:cx2="http://schemas.microsoft.com/office/drawing/2015/10/21/chartex" xmlns:cx3="http://schemas.microsoft.com/office/drawing/2016/5/9/chartex" xmlns:cx4="http://schemas.microsoft.com/office/drawing/2016/5/10/chartex" xmlns:cx5="http://schemas.microsoft.com/office/drawing/2016/5/11/chartex" xmlns:cx6="http://schemas.microsoft.com/office/drawing/2016/5/12/chartex" xmlns:cx7="http://schemas.microsoft.com/office/drawing/2016/5/13/chartex" xmlns:cx8="http://schemas.microsoft.com/office/drawing/2016/5/14/chartex" xmlns:mc="http://schemas.openxmlformats.org/markup-compatibility/2006" xmlns:aink="http://schemas.microsoft.com/office/drawing/2016/ink" xmlns:am3d="http://schemas.microsoft.com/office/drawing/2017/model3d" xmlns:o="urn:schemas-microsoft-com:office:office" xmlns:oel="http://schemas.microsoft.com/office/2019/extlst" xmlns:r="http://schemas.openxmlformats.org/officeDocument/2006/relationships" xmlns:m="http://schemas.openxmlformats.org/officeDocument/2006/math" xmlns:v="urn:schemas-microsoft-com:vml" xmlns:wp14="http://schemas.microsoft.com/office/word/2010/wordprocessingDrawing" xmlns:wp="http://schemas.openxmlformats.org/drawingml/2006/wordprocessingDrawing" xmlns:w10="urn:schemas-microsoft-com:office:word" xmlns:w="http://schemas.openxmlformats.org/wordprocessingml/2006/main" xmlns:w14="http://schemas.microsoft.com/office/word/2010/wordml" xmlns:w15="http://schemas.microsoft.com/office/word/2012/wordml" xmlns:w16cex="http://schemas.microsoft.com/office/word/2018/wordml/cex" xmlns:w16cid="http://schemas.microsoft.com/office/word/2016/wordml/cid" xmlns:w16="http://schemas.microsoft.com/office/word/2018/wordml" xmlns:w16sdtdh="http://schemas.microsoft.com/office/word/2020/wordml/sdtdatahash" xmlns:w16se="http://schemas.microsoft.com/office/word/2015/wordml/symex" xmlns:wpg="http://schemas.microsoft.com/office/word/2010/wordprocessingGroup" xmlns:wpi="http://schemas.microsoft.com/office/word/2010/wordprocessingInk" xmlns:wne="http://schemas.microsoft.com/office/word/2006/wordml" xmlns:wps="http://schemas.microsoft.com/office/word/2010/wordprocessingShape" mc:Ignorable="w14 w15 w16se w16cid w16 w16cex w16sdtdh wp14">
+<w:footnotes xmlns:wpc="http://schemas.microsoft.com/office/word/2010/wordprocessingCanvas" xmlns:cx="http://schemas.microsoft.com/office/drawing/2014/chartex" xmlns:cx1="http://schemas.microsoft.com/office/drawing/2015/9/8/chartex" xmlns:cx2="http://schemas.microsoft.com/office/drawing/2015/10/21/chartex" xmlns:cx3="http://schemas.microsoft.com/office/drawing/2016/5/9/chartex" xmlns:cx4="http://schemas.microsoft.com/office/drawing/2016/5/10/chartex" xmlns:cx5="http://schemas.microsoft.com/office/drawing/2016/5/11/chartex" xmlns:cx6="http://schemas.microsoft.com/office/drawing/2016/5/12/chartex" xmlns:cx7="http://schemas.microsoft.com/office/drawing/2016/5/13/chartex" xmlns:cx8="http://schemas.microsoft.com/office/drawing/2016/5/14/chartex" xmlns:mc="http://schemas.openxmlformats.org/markup-compatibility/2006" xmlns:aink="http://schemas.microsoft.com/office/drawing/2016/ink" xmlns:am3d="http://schemas.microsoft.com/office/drawing/2017/model3d" xmlns:o="urn:schemas-microsoft-com:office:office" xmlns:oel="http://schemas.microsoft.com/office/2019/extlst" xmlns:r="http://schemas.openxmlformats.org/officeDocument/2006/relationships" xmlns:m="http://schemas.openxmlformats.org/officeDocument/2006/math" xmlns:v="urn:schemas-microsoft-com:vml" xmlns:wp14="http://schemas.microsoft.com/office/word/2010/wordprocessingDrawing" xmlns:wp="http://schemas.openxmlformats.org/drawingml/2006/wordprocessingDrawing" xmlns:w10="urn:schemas-microsoft-com:office:word" xmlns:w="http://schemas.openxmlformats.org/wordprocessingml/2006/main" xmlns:w14="http://schemas.microsoft.com/office/word/2010/wordml" xmlns:w15="http://schemas.microsoft.com/office/word/2012/wordml" xmlns:w16cex="http://schemas.microsoft.com/office/word/2018/wordml/cex" xmlns:w16cid="http://schemas.microsoft.com/office/word/2016/wordml/cid" xmlns:w16="http://schemas.microsoft.com/office/word/2018/wordml" xmlns:w16du="http://schemas.microsoft.com/office/word/2023/wordml/word16du" xmlns:w16sdtdh="http://schemas.microsoft.com/office/word/2020/wordml/sdtdatahash" xmlns:w16sdtfl="http://schemas.microsoft.com/office/word/2024/wordml/sdtformatlock" xmlns:w16se="http://schemas.microsoft.com/office/word/2015/wordml/symex" xmlns:wpg="http://schemas.microsoft.com/office/word/2010/wordprocessingGroup" xmlns:wpi="http://schemas.microsoft.com/office/word/2010/wordprocessingInk" xmlns:wne="http://schemas.microsoft.com/office/word/2006/wordml" xmlns:wps="http://schemas.microsoft.com/office/word/2010/wordprocessingShape" mc:Ignorable="w14 w15 w16se w16cid w16 w16cex w16sdtdh w16sdtfl w16du wp14">
   <w:footnote w:type="separator" w:id="-1">
     <w:p>
       <w:pPr>
@@ -422,7 +412,7 @@
 </file>
 
 <file path=word/header1.xml><?xml version="1.0" encoding="utf-8"?>
-<w:hdr xmlns:wpc="http://schemas.microsoft.com/office/word/2010/wordprocessingCanvas" xmlns:cx="http://schemas.microsoft.com/office/drawing/2014/chartex" xmlns:cx1="http://schemas.microsoft.com/office/drawing/2015/9/8/chartex" xmlns:cx2="http://schemas.microsoft.com/office/drawing/2015/10/21/chartex" xmlns:cx3="http://schemas.microsoft.com/office/drawing/2016/5/9/chartex" xmlns:cx4="http://schemas.microsoft.com/office/drawing/2016/5/10/chartex" xmlns:cx5="http://schemas.microsoft.com/office/drawing/2016/5/11/chartex" xmlns:cx6="http://schemas.microsoft.com/office/drawing/2016/5/12/chartex" xmlns:cx7="http://schemas.microsoft.com/office/drawing/2016/5/13/chartex" xmlns:cx8="http://schemas.microsoft.com/office/drawing/2016/5/14/chartex" xmlns:mc="http://schemas.openxmlformats.org/markup-compatibility/2006" xmlns:aink="http://schemas.microsoft.com/office/drawing/2016/ink" xmlns:am3d="http://schemas.microsoft.com/office/drawing/2017/model3d" xmlns:o="urn:schemas-microsoft-com:office:office" xmlns:oel="http://schemas.microsoft.com/office/2019/extlst" xmlns:r="http://schemas.openxmlformats.org/officeDocument/2006/relationships" xmlns:m="http://schemas.openxmlformats.org/officeDocument/2006/math" xmlns:v="urn:schemas-microsoft-com:vml" xmlns:wp14="http://schemas.microsoft.com/office/word/2010/wordprocessingDrawing" xmlns:wp="http://schemas.openxmlformats.org/drawingml/2006/wordprocessingDrawing" xmlns:w10="urn:schemas-microsoft-com:office:word" xmlns:w="http://schemas.openxmlformats.org/wordprocessingml/2006/main" xmlns:w14="http://schemas.microsoft.com/office/word/2010/wordml" xmlns:w15="http://schemas.microsoft.com/office/word/2012/wordml" xmlns:w16cex="http://schemas.microsoft.com/office/word/2018/wordml/cex" xmlns:w16cid="http://schemas.microsoft.com/office/word/2016/wordml/cid" xmlns:w16="http://schemas.microsoft.com/office/word/2018/wordml" xmlns:w16sdtdh="http://schemas.microsoft.com/office/word/2020/wordml/sdtdatahash" xmlns:w16se="http://schemas.microsoft.com/office/word/2015/wordml/symex" xmlns:wpg="http://schemas.microsoft.com/office/word/2010/wordprocessingGroup" xmlns:wpi="http://schemas.microsoft.com/office/word/2010/wordprocessingInk" xmlns:wne="http://schemas.microsoft.com/office/word/2006/wordml" xmlns:wps="http://schemas.microsoft.com/office/word/2010/wordprocessingShape" mc:Ignorable="w14 w15 w16se w16cid w16 w16cex w16sdtdh wp14">
+<w:hdr xmlns:wpc="http://schemas.microsoft.com/office/word/2010/wordprocessingCanvas" xmlns:cx="http://schemas.microsoft.com/office/drawing/2014/chartex" xmlns:cx1="http://schemas.microsoft.com/office/drawing/2015/9/8/chartex" xmlns:cx2="http://schemas.microsoft.com/office/drawing/2015/10/21/chartex" xmlns:cx3="http://schemas.microsoft.com/office/drawing/2016/5/9/chartex" xmlns:cx4="http://schemas.microsoft.com/office/drawing/2016/5/10/chartex" xmlns:cx5="http://schemas.microsoft.com/office/drawing/2016/5/11/chartex" xmlns:cx6="http://schemas.microsoft.com/office/drawing/2016/5/12/chartex" xmlns:cx7="http://schemas.microsoft.com/office/drawing/2016/5/13/chartex" xmlns:cx8="http://schemas.microsoft.com/office/drawing/2016/5/14/chartex" xmlns:mc="http://schemas.openxmlformats.org/markup-compatibility/2006" xmlns:aink="http://schemas.microsoft.com/office/drawing/2016/ink" xmlns:am3d="http://schemas.microsoft.com/office/drawing/2017/model3d" xmlns:o="urn:schemas-microsoft-com:office:office" xmlns:oel="http://schemas.microsoft.com/office/2019/extlst" xmlns:r="http://schemas.openxmlformats.org/officeDocument/2006/relationships" xmlns:m="http://schemas.openxmlformats.org/officeDocument/2006/math" xmlns:v="urn:schemas-microsoft-com:vml" xmlns:wp14="http://schemas.microsoft.com/office/word/2010/wordprocessingDrawing" xmlns:wp="http://schemas.openxmlformats.org/drawingml/2006/wordprocessingDrawing" xmlns:w10="urn:schemas-microsoft-com:office:word" xmlns:w="http://schemas.openxmlformats.org/wordprocessingml/2006/main" xmlns:w14="http://schemas.microsoft.com/office/word/2010/wordml" xmlns:w15="http://schemas.microsoft.com/office/word/2012/wordml" xmlns:w16cex="http://schemas.microsoft.com/office/word/2018/wordml/cex" xmlns:w16cid="http://schemas.microsoft.com/office/word/2016/wordml/cid" xmlns:w16="http://schemas.microsoft.com/office/word/2018/wordml" xmlns:w16du="http://schemas.microsoft.com/office/word/2023/wordml/word16du" xmlns:w16sdtdh="http://schemas.microsoft.com/office/word/2020/wordml/sdtdatahash" xmlns:w16sdtfl="http://schemas.microsoft.com/office/word/2024/wordml/sdtformatlock" xmlns:w16se="http://schemas.microsoft.com/office/word/2015/wordml/symex" xmlns:wpg="http://schemas.microsoft.com/office/word/2010/wordprocessingGroup" xmlns:wpi="http://schemas.microsoft.com/office/word/2010/wordprocessingInk" xmlns:wne="http://schemas.microsoft.com/office/word/2006/wordml" xmlns:wps="http://schemas.microsoft.com/office/word/2010/wordprocessingShape" mc:Ignorable="w14 w15 w16se w16cid w16 w16cex w16sdtdh w16sdtfl w16du wp14">
   <w:p>
     <w:pPr>
       <w:pStyle w:val="Header"/>
@@ -432,7 +422,7 @@
 </file>
 
 <file path=word/header2.xml><?xml version="1.0" encoding="utf-8"?>
-<w:hdr xmlns:wpc="http://schemas.microsoft.com/office/word/2010/wordprocessingCanvas" xmlns:cx="http://schemas.microsoft.com/office/drawing/2014/chartex" xmlns:cx1="http://schemas.microsoft.com/office/drawing/2015/9/8/chartex" xmlns:cx2="http://schemas.microsoft.com/office/drawing/2015/10/21/chartex" xmlns:cx3="http://schemas.microsoft.com/office/drawing/2016/5/9/chartex" xmlns:cx4="http://schemas.microsoft.com/office/drawing/2016/5/10/chartex" xmlns:cx5="http://schemas.microsoft.com/office/drawing/2016/5/11/chartex" xmlns:cx6="http://schemas.microsoft.com/office/drawing/2016/5/12/chartex" xmlns:cx7="http://schemas.microsoft.com/office/drawing/2016/5/13/chartex" xmlns:cx8="http://schemas.microsoft.com/office/drawing/2016/5/14/chartex" xmlns:mc="http://schemas.openxmlformats.org/markup-compatibility/2006" xmlns:aink="http://schemas.microsoft.com/office/drawing/2016/ink" xmlns:am3d="http://schemas.microsoft.com/office/drawing/2017/model3d" xmlns:o="urn:schemas-microsoft-com:office:office" xmlns:oel="http://schemas.microsoft.com/office/2019/extlst" xmlns:r="http://schemas.openxmlformats.org/officeDocument/2006/relationships" xmlns:m="http://schemas.openxmlformats.org/officeDocument/2006/math" xmlns:v="urn:schemas-microsoft-com:vml" xmlns:wp14="http://schemas.microsoft.com/office/word/2010/wordprocessingDrawing" xmlns:wp="http://schemas.openxmlformats.org/drawingml/2006/wordprocessingDrawing" xmlns:w10="urn:schemas-microsoft-com:office:word" xmlns:w="http://schemas.openxmlformats.org/wordprocessingml/2006/main" xmlns:w14="http://schemas.microsoft.com/office/word/2010/wordml" xmlns:w15="http://schemas.microsoft.com/office/word/2012/wordml" xmlns:w16cex="http://schemas.microsoft.com/office/word/2018/wordml/cex" xmlns:w16cid="http://schemas.microsoft.com/office/word/2016/wordml/cid" xmlns:w16="http://schemas.microsoft.com/office/word/2018/wordml" xmlns:w16sdtdh="http://schemas.microsoft.com/office/word/2020/wordml/sdtdatahash" xmlns:w16se="http://schemas.microsoft.com/office/word/2015/wordml/symex" xmlns:wpg="http://schemas.microsoft.com/office/word/2010/wordprocessingGroup" xmlns:wpi="http://schemas.microsoft.com/office/word/2010/wordprocessingInk" xmlns:wne="http://schemas.microsoft.com/office/word/2006/wordml" xmlns:wps="http://schemas.microsoft.com/office/word/2010/wordprocessingShape" mc:Ignorable="w14 w15 w16se w16cid w16 w16cex w16sdtdh wp14">
+<w:hdr xmlns:wpc="http://schemas.microsoft.com/office/word/2010/wordprocessingCanvas" xmlns:cx="http://schemas.microsoft.com/office/drawing/2014/chartex" xmlns:cx1="http://schemas.microsoft.com/office/drawing/2015/9/8/chartex" xmlns:cx2="http://schemas.microsoft.com/office/drawing/2015/10/21/chartex" xmlns:cx3="http://schemas.microsoft.com/office/drawing/2016/5/9/chartex" xmlns:cx4="http://schemas.microsoft.com/office/drawing/2016/5/10/chartex" xmlns:cx5="http://schemas.microsoft.com/office/drawing/2016/5/11/chartex" xmlns:cx6="http://schemas.microsoft.com/office/drawing/2016/5/12/chartex" xmlns:cx7="http://schemas.microsoft.com/office/drawing/2016/5/13/chartex" xmlns:cx8="http://schemas.microsoft.com/office/drawing/2016/5/14/chartex" xmlns:mc="http://schemas.openxmlformats.org/markup-compatibility/2006" xmlns:aink="http://schemas.microsoft.com/office/drawing/2016/ink" xmlns:am3d="http://schemas.microsoft.com/office/drawing/2017/model3d" xmlns:o="urn:schemas-microsoft-com:office:office" xmlns:oel="http://schemas.microsoft.com/office/2019/extlst" xmlns:r="http://schemas.openxmlformats.org/officeDocument/2006/relationships" xmlns:m="http://schemas.openxmlformats.org/officeDocument/2006/math" xmlns:v="urn:schemas-microsoft-com:vml" xmlns:wp14="http://schemas.microsoft.com/office/word/2010/wordprocessingDrawing" xmlns:wp="http://schemas.openxmlformats.org/drawingml/2006/wordprocessingDrawing" xmlns:w10="urn:schemas-microsoft-com:office:word" xmlns:w="http://schemas.openxmlformats.org/wordprocessingml/2006/main" xmlns:w14="http://schemas.microsoft.com/office/word/2010/wordml" xmlns:w15="http://schemas.microsoft.com/office/word/2012/wordml" xmlns:w16cex="http://schemas.microsoft.com/office/word/2018/wordml/cex" xmlns:w16cid="http://schemas.microsoft.com/office/word/2016/wordml/cid" xmlns:w16="http://schemas.microsoft.com/office/word/2018/wordml" xmlns:w16du="http://schemas.microsoft.com/office/word/2023/wordml/word16du" xmlns:w16sdtdh="http://schemas.microsoft.com/office/word/2020/wordml/sdtdatahash" xmlns:w16sdtfl="http://schemas.microsoft.com/office/word/2024/wordml/sdtformatlock" xmlns:w16se="http://schemas.microsoft.com/office/word/2015/wordml/symex" xmlns:wpg="http://schemas.microsoft.com/office/word/2010/wordprocessingGroup" xmlns:wpi="http://schemas.microsoft.com/office/word/2010/wordprocessingInk" xmlns:wne="http://schemas.microsoft.com/office/word/2006/wordml" xmlns:wps="http://schemas.microsoft.com/office/word/2010/wordprocessingShape" mc:Ignorable="w14 w15 w16se w16cid w16 w16cex w16sdtdh w16sdtfl w16du wp14">
   <w:p>
     <w:pPr>
       <w:pStyle w:val="Header"/>
@@ -443,7 +433,7 @@
 </file>
 
 <file path=word/header3.xml><?xml version="1.0" encoding="utf-8"?>
-<w:hdr xmlns:wpc="http://schemas.microsoft.com/office/word/2010/wordprocessingCanvas" xmlns:cx="http://schemas.microsoft.com/office/drawing/2014/chartex" xmlns:cx1="http://schemas.microsoft.com/office/drawing/2015/9/8/chartex" xmlns:cx2="http://schemas.microsoft.com/office/drawing/2015/10/21/chartex" xmlns:cx3="http://schemas.microsoft.com/office/drawing/2016/5/9/chartex" xmlns:cx4="http://schemas.microsoft.com/office/drawing/2016/5/10/chartex" xmlns:cx5="http://schemas.microsoft.com/office/drawing/2016/5/11/chartex" xmlns:cx6="http://schemas.microsoft.com/office/drawing/2016/5/12/chartex" xmlns:cx7="http://schemas.microsoft.com/office/drawing/2016/5/13/chartex" xmlns:cx8="http://schemas.microsoft.com/office/drawing/2016/5/14/chartex" xmlns:mc="http://schemas.openxmlformats.org/markup-compatibility/2006" xmlns:aink="http://schemas.microsoft.com/office/drawing/2016/ink" xmlns:am3d="http://schemas.microsoft.com/office/drawing/2017/model3d" xmlns:o="urn:schemas-microsoft-com:office:office" xmlns:oel="http://schemas.microsoft.com/office/2019/extlst" xmlns:r="http://schemas.openxmlformats.org/officeDocument/2006/relationships" xmlns:m="http://schemas.openxmlformats.org/officeDocument/2006/math" xmlns:v="urn:schemas-microsoft-com:vml" xmlns:wp14="http://schemas.microsoft.com/office/word/2010/wordprocessingDrawing" xmlns:wp="http://schemas.openxmlformats.org/drawingml/2006/wordprocessingDrawing" xmlns:w10="urn:schemas-microsoft-com:office:word" xmlns:w="http://schemas.openxmlformats.org/wordprocessingml/2006/main" xmlns:w14="http://schemas.microsoft.com/office/word/2010/wordml" xmlns:w15="http://schemas.microsoft.com/office/word/2012/wordml" xmlns:w16cex="http://schemas.microsoft.com/office/word/2018/wordml/cex" xmlns:w16cid="http://schemas.microsoft.com/office/word/2016/wordml/cid" xmlns:w16="http://schemas.microsoft.com/office/word/2018/wordml" xmlns:w16sdtdh="http://schemas.microsoft.com/office/word/2020/wordml/sdtdatahash" xmlns:w16se="http://schemas.microsoft.com/office/word/2015/wordml/symex" xmlns:wpg="http://schemas.microsoft.com/office/word/2010/wordprocessingGroup" xmlns:wpi="http://schemas.microsoft.com/office/word/2010/wordprocessingInk" xmlns:wne="http://schemas.microsoft.com/office/word/2006/wordml" xmlns:wps="http://schemas.microsoft.com/office/word/2010/wordprocessingShape" mc:Ignorable="w14 w15 w16se w16cid w16 w16cex w16sdtdh wp14">
+<w:hdr xmlns:wpc="http://schemas.microsoft.com/office/word/2010/wordprocessingCanvas" xmlns:cx="http://schemas.microsoft.com/office/drawing/2014/chartex" xmlns:cx1="http://schemas.microsoft.com/office/drawing/2015/9/8/chartex" xmlns:cx2="http://schemas.microsoft.com/office/drawing/2015/10/21/chartex" xmlns:cx3="http://schemas.microsoft.com/office/drawing/2016/5/9/chartex" xmlns:cx4="http://schemas.microsoft.com/office/drawing/2016/5/10/chartex" xmlns:cx5="http://schemas.microsoft.com/office/drawing/2016/5/11/chartex" xmlns:cx6="http://schemas.microsoft.com/office/drawing/2016/5/12/chartex" xmlns:cx7="http://schemas.microsoft.com/office/drawing/2016/5/13/chartex" xmlns:cx8="http://schemas.microsoft.com/office/drawing/2016/5/14/chartex" xmlns:mc="http://schemas.openxmlformats.org/markup-compatibility/2006" xmlns:aink="http://schemas.microsoft.com/office/drawing/2016/ink" xmlns:am3d="http://schemas.microsoft.com/office/drawing/2017/model3d" xmlns:o="urn:schemas-microsoft-com:office:office" xmlns:oel="http://schemas.microsoft.com/office/2019/extlst" xmlns:r="http://schemas.openxmlformats.org/officeDocument/2006/relationships" xmlns:m="http://schemas.openxmlformats.org/officeDocument/2006/math" xmlns:v="urn:schemas-microsoft-com:vml" xmlns:wp14="http://schemas.microsoft.com/office/word/2010/wordprocessingDrawing" xmlns:wp="http://schemas.openxmlformats.org/drawingml/2006/wordprocessingDrawing" xmlns:w10="urn:schemas-microsoft-com:office:word" xmlns:w="http://schemas.openxmlformats.org/wordprocessingml/2006/main" xmlns:w14="http://schemas.microsoft.com/office/word/2010/wordml" xmlns:w15="http://schemas.microsoft.com/office/word/2012/wordml" xmlns:w16cex="http://schemas.microsoft.com/office/word/2018/wordml/cex" xmlns:w16cid="http://schemas.microsoft.com/office/word/2016/wordml/cid" xmlns:w16="http://schemas.microsoft.com/office/word/2018/wordml" xmlns:w16du="http://schemas.microsoft.com/office/word/2023/wordml/word16du" xmlns:w16sdtdh="http://schemas.microsoft.com/office/word/2020/wordml/sdtdatahash" xmlns:w16sdtfl="http://schemas.microsoft.com/office/word/2024/wordml/sdtformatlock" xmlns:w16se="http://schemas.microsoft.com/office/word/2015/wordml/symex" xmlns:wpg="http://schemas.microsoft.com/office/word/2010/wordprocessingGroup" xmlns:wpi="http://schemas.microsoft.com/office/word/2010/wordprocessingInk" xmlns:wne="http://schemas.microsoft.com/office/word/2006/wordml" xmlns:wps="http://schemas.microsoft.com/office/word/2010/wordprocessingShape" mc:Ignorable="w14 w15 w16se w16cid w16 w16cex w16sdtdh w16sdtfl w16du wp14">
   <w:p>
     <w:pPr>
       <w:pStyle w:val="Header"/>
@@ -452,7 +442,7 @@
     <w:r>
       <w:tab/>
       <w:tab/>
-      <w:t>2026-06-17</w:t>
+      <w:t>2026-06-18</w:t>
       <w:br/>
       <w:br/>
     </w:r>
@@ -465,7 +455,7 @@
 </file>
 
 <file path=word/numbering.xml><?xml version="1.0" encoding="utf-8"?>
-<w:numbering xmlns:wpc="http://schemas.microsoft.com/office/word/2010/wordprocessingCanvas" xmlns:cx="http://schemas.microsoft.com/office/drawing/2014/chartex" xmlns:cx1="http://schemas.microsoft.com/office/drawing/2015/9/8/chartex" xmlns:cx2="http://schemas.microsoft.com/office/drawing/2015/10/21/chartex" xmlns:cx3="http://schemas.microsoft.com/office/drawing/2016/5/9/chartex" xmlns:cx4="http://schemas.microsoft.com/office/drawing/2016/5/10/chartex" xmlns:cx5="http://schemas.microsoft.com/office/drawing/2016/5/11/chartex" xmlns:cx6="http://schemas.microsoft.com/office/drawing/2016/5/12/chartex" xmlns:cx7="http://schemas.microsoft.com/office/drawing/2016/5/13/chartex" xmlns:cx8="http://schemas.microsoft.com/office/drawing/2016/5/14/chartex" xmlns:mc="http://schemas.openxmlformats.org/markup-compatibility/2006" xmlns:aink="http://schemas.microsoft.com/office/drawing/2016/ink" xmlns:am3d="http://schemas.microsoft.com/office/drawing/2017/model3d" xmlns:o="urn:schemas-microsoft-com:office:office" xmlns:oel="http://schemas.microsoft.com/office/2019/extlst" xmlns:r="http://schemas.openxmlformats.org/officeDocument/2006/relationships" xmlns:m="http://schemas.openxmlformats.org/officeDocument/2006/math" xmlns:v="urn:schemas-microsoft-com:vml" xmlns:wp14="http://schemas.microsoft.com/office/word/2010/wordprocessingDrawing" xmlns:wp="http://schemas.openxmlformats.org/drawingml/2006/wordprocessingDrawing" xmlns:w10="urn:schemas-microsoft-com:office:word" xmlns:w="http://schemas.openxmlformats.org/wordprocessingml/2006/main" xmlns:w14="http://schemas.microsoft.com/office/word/2010/wordml" xmlns:w15="http://schemas.microsoft.com/office/word/2012/wordml" xmlns:w16cex="http://schemas.microsoft.com/office/word/2018/wordml/cex" xmlns:w16cid="http://schemas.microsoft.com/office/word/2016/wordml/cid" xmlns:w16="http://schemas.microsoft.com/office/word/2018/wordml" xmlns:w16sdtdh="http://schemas.microsoft.com/office/word/2020/wordml/sdtdatahash" xmlns:w16se="http://schemas.microsoft.com/office/word/2015/wordml/symex" xmlns:wpg="http://schemas.microsoft.com/office/word/2010/wordprocessingGroup" xmlns:wpi="http://schemas.microsoft.com/office/word/2010/wordprocessingInk" xmlns:wne="http://schemas.microsoft.com/office/word/2006/wordml" xmlns:wps="http://schemas.microsoft.com/office/word/2010/wordprocessingShape" mc:Ignorable="w14 w15 w16se w16cid w16 w16cex w16sdtdh wp14">
+<w:numbering xmlns:wpc="http://schemas.microsoft.com/office/word/2010/wordprocessingCanvas" xmlns:cx="http://schemas.microsoft.com/office/drawing/2014/chartex" xmlns:cx1="http://schemas.microsoft.com/office/drawing/2015/9/8/chartex" xmlns:cx2="http://schemas.microsoft.com/office/drawing/2015/10/21/chartex" xmlns:cx3="http://schemas.microsoft.com/office/drawing/2016/5/9/chartex" xmlns:cx4="http://schemas.microsoft.com/office/drawing/2016/5/10/chartex" xmlns:cx5="http://schemas.microsoft.com/office/drawing/2016/5/11/chartex" xmlns:cx6="http://schemas.microsoft.com/office/drawing/2016/5/12/chartex" xmlns:cx7="http://schemas.microsoft.com/office/drawing/2016/5/13/chartex" xmlns:cx8="http://schemas.microsoft.com/office/drawing/2016/5/14/chartex" xmlns:mc="http://schemas.openxmlformats.org/markup-compatibility/2006" xmlns:aink="http://schemas.microsoft.com/office/drawing/2016/ink" xmlns:am3d="http://schemas.microsoft.com/office/drawing/2017/model3d" xmlns:o="urn:schemas-microsoft-com:office:office" xmlns:oel="http://schemas.microsoft.com/office/2019/extlst" xmlns:r="http://schemas.openxmlformats.org/officeDocument/2006/relationships" xmlns:m="http://schemas.openxmlformats.org/officeDocument/2006/math" xmlns:v="urn:schemas-microsoft-com:vml" xmlns:wp14="http://schemas.microsoft.com/office/word/2010/wordprocessingDrawing" xmlns:wp="http://schemas.openxmlformats.org/drawingml/2006/wordprocessingDrawing" xmlns:w10="urn:schemas-microsoft-com:office:word" xmlns:w="http://schemas.openxmlformats.org/wordprocessingml/2006/main" xmlns:w14="http://schemas.microsoft.com/office/word/2010/wordml" xmlns:w15="http://schemas.microsoft.com/office/word/2012/wordml" xmlns:w16cex="http://schemas.microsoft.com/office/word/2018/wordml/cex" xmlns:w16cid="http://schemas.microsoft.com/office/word/2016/wordml/cid" xmlns:w16="http://schemas.microsoft.com/office/word/2018/wordml" xmlns:w16du="http://schemas.microsoft.com/office/word/2023/wordml/word16du" xmlns:w16sdtdh="http://schemas.microsoft.com/office/word/2020/wordml/sdtdatahash" xmlns:w16sdtfl="http://schemas.microsoft.com/office/word/2024/wordml/sdtformatlock" xmlns:w16se="http://schemas.microsoft.com/office/word/2015/wordml/symex" xmlns:wpg="http://schemas.microsoft.com/office/word/2010/wordprocessingGroup" xmlns:wpi="http://schemas.microsoft.com/office/word/2010/wordprocessingInk" xmlns:wne="http://schemas.microsoft.com/office/word/2006/wordml" xmlns:wps="http://schemas.microsoft.com/office/word/2010/wordprocessingShape" mc:Ignorable="w14 w15 w16se w16cid w16 w16cex w16sdtdh w16sdtfl w16du wp14">
   <w:abstractNum w:abstractNumId="0" w15:restartNumberingAfterBreak="0">
     <w:nsid w:val="FFFFFF7C"/>
     <w:multiLevelType w:val="singleLevel"/>
@@ -668,7 +658,7 @@
 </file>
 
 <file path=word/styles.xml><?xml version="1.0" encoding="utf-8"?>
-<w:styles xmlns:mc="http://schemas.openxmlformats.org/markup-compatibility/2006" xmlns:r="http://schemas.openxmlformats.org/officeDocument/2006/relationships" xmlns:w="http://schemas.openxmlformats.org/wordprocessingml/2006/main" xmlns:w14="http://schemas.microsoft.com/office/word/2010/wordml" xmlns:w15="http://schemas.microsoft.com/office/word/2012/wordml" xmlns:w16cex="http://schemas.microsoft.com/office/word/2018/wordml/cex" xmlns:w16cid="http://schemas.microsoft.com/office/word/2016/wordml/cid" xmlns:w16="http://schemas.microsoft.com/office/word/2018/wordml" xmlns:w16sdtdh="http://schemas.microsoft.com/office/word/2020/wordml/sdtdatahash" xmlns:w16se="http://schemas.microsoft.com/office/word/2015/wordml/symex" mc:Ignorable="w14 w15 w16se w16cid w16 w16cex w16sdtdh">
+<w:styles xmlns:mc="http://schemas.openxmlformats.org/markup-compatibility/2006" xmlns:r="http://schemas.openxmlformats.org/officeDocument/2006/relationships" xmlns:w="http://schemas.openxmlformats.org/wordprocessingml/2006/main" xmlns:w14="http://schemas.microsoft.com/office/word/2010/wordml" xmlns:w15="http://schemas.microsoft.com/office/word/2012/wordml" xmlns:w16cex="http://schemas.microsoft.com/office/word/2018/wordml/cex" xmlns:w16cid="http://schemas.microsoft.com/office/word/2016/wordml/cid" xmlns:w16="http://schemas.microsoft.com/office/word/2018/wordml" xmlns:w16du="http://schemas.microsoft.com/office/word/2023/wordml/word16du" xmlns:w16sdtdh="http://schemas.microsoft.com/office/word/2020/wordml/sdtdatahash" xmlns:w16sdtfl="http://schemas.microsoft.com/office/word/2024/wordml/sdtformatlock" xmlns:w16se="http://schemas.microsoft.com/office/word/2015/wordml/symex" mc:Ignorable="w14 w15 w16se w16cid w16 w16cex w16sdtdh w16sdtfl w16du">
   <w:docDefaults>
     <w:rPrDefault>
       <w:rPr>
@@ -1426,7 +1416,7 @@
     <w:link w:val="TitleChar"/>
     <w:uiPriority w:val="10"/>
     <w:qFormat/>
-    <w:rsid w:val="007106C8"/>
+    <w:rsid w:val="00E854FA"/>
     <w:pPr>
       <w:spacing w:after="300" w:line="240" w:lineRule="auto"/>
       <w:contextualSpacing/>
@@ -1436,7 +1426,7 @@
       <w:rFonts w:eastAsiaTheme="majorEastAsia" w:cstheme="majorBidi"/>
       <w:spacing w:val="5"/>
       <w:kern w:val="28"/>
-      <w:sz w:val="52"/>
+      <w:sz w:val="40"/>
       <w:szCs w:val="52"/>
       <w:lang w:val="sv-SE" w:eastAsia="en-US" w:bidi="ar-SA"/>
     </w:rPr>
@@ -1446,12 +1436,12 @@
     <w:basedOn w:val="DefaultParagraphFont"/>
     <w:link w:val="Title"/>
     <w:uiPriority w:val="10"/>
-    <w:rsid w:val="007106C8"/>
+    <w:rsid w:val="00E854FA"/>
     <w:rPr>
       <w:rFonts w:ascii="Times New Roman" w:eastAsiaTheme="majorEastAsia" w:hAnsi="Times New Roman" w:cstheme="majorBidi"/>
       <w:spacing w:val="5"/>
       <w:kern w:val="28"/>
-      <w:sz w:val="52"/>
+      <w:sz w:val="40"/>
       <w:szCs w:val="52"/>
       <w:lang w:val="sv-SE" w:eastAsia="en-US" w:bidi="ar-SA"/>
     </w:rPr>

--- a/tillsyn/A 11826-2026 tillsynsbegäran.docx
+++ b/tillsyn/A 11826-2026 tillsynsbegäran.docx
@@ -442,7 +442,7 @@
     <w:r>
       <w:tab/>
       <w:tab/>
-      <w:t>2026-06-18</w:t>
+      <w:t>2026-06-19</w:t>
       <w:br/>
       <w:br/>
     </w:r>

--- a/tillsyn/A 11826-2026 tillsynsbegäran.docx
+++ b/tillsyn/A 11826-2026 tillsynsbegäran.docx
@@ -442,7 +442,7 @@
     <w:r>
       <w:tab/>
       <w:tab/>
-      <w:t>2026-06-19</w:t>
+      <w:t>2026-06-20</w:t>
       <w:br/>
       <w:br/>
     </w:r>

--- a/tillsyn/A 11826-2026 tillsynsbegäran.docx
+++ b/tillsyn/A 11826-2026 tillsynsbegäran.docx
@@ -12,10 +12,7 @@
     </w:p>
     <w:p>
       <w:r>
-        <w:t>Detta dokument behandlar höga naturvärden i avverkningsanmälan A 11826-2026 i Umeå kommun som inkom 2026-03-04 och omfattar 0,6 ha.</w:t>
-      </w:r>
-      <w:r>
-        <w:t xml:space="preserve"> I Figur 1 visas fyndplatser för naturvårdsarter i området, som finns registrerade på Artportalen.</w:t>
+        <w:t>Denna tillsynsbegäran behandlar höga naturvärden i avverkningsanmälan A 11826-2026 i Umeå kommun som inkom 2026-03-04 och omfattar 0,6 ha.</w:t>
       </w:r>
     </w:p>
     <w:p>
@@ -63,7 +60,20 @@
         <w:spacing w:after="240"/>
       </w:pPr>
       <w:r>
-        <w:t>Figur 1. Fyndplatser för naturvårdsarter i och inom 14 meter från avverkningsanmälan (röd linje). Inom parentes anges rödlistekategorier, S för signalarter, Tför typiska arter och fridlysningsparagrafer i artskyddsförordningen.Markörer utan svart kant är placerade på fyndplatsen. Markörer med svart kant är placerade vid sidan av fyndplatsen och har ett svart streck som visar fyndplatsens exakta position. Kartans mittpunktskoordinat är N 7084670, E 767078 i SWEREF 99 TM.</w:t>
+        <w:t>Figur 1. Fyndplatser för naturvårdsarter i och inom 14 meter från avverkningsanmälan. Markörer utan svart kant är placerade på fyndplatsen. Markörer med svart kant är placerade vid sidan av fyndplatsen har ett svart streck som visar fyndplatsens exakta position. Kartans mittpunktskoordinat är N 7084670, E 767078 i SWEREF 99 TM.</w:t>
+      </w:r>
+    </w:p>
+    <w:p>
+      <w:r>
+        <w:t>I och inom 14 meter från avverkningsanmälan finns fynd av 4 naturvårdsarter, varav 2 är rödlistade, 1 är fridlyst, 1 är typisk (T) och 2 är signalarter (S): småflikig brosklav (NT, T), talltita (NT, §4), thomsons trägnagare (S) och vågbandad barkbock (S). Se Figur 1.</w:t>
+      </w:r>
+    </w:p>
+    <w:p>
+      <w:pPr>
+        <w:pStyle w:val="Heading1"/>
+      </w:pPr>
+      <w:r>
+        <w:t>Tillsynsbegäran</w:t>
       </w:r>
     </w:p>
     <w:p>
@@ -77,77 +87,16 @@
       </w:r>
     </w:p>
     <w:p>
-      <w:r>
-        <w:t>Nedan beskrivs fynd av naturvårdsarter och fridlysta arter som gjorts i det avverkningsanmälda området. I BILAGA 1 finns artfakta om fridlysta arter.</w:t>
-      </w:r>
-    </w:p>
-    <w:p>
       <w:pPr>
         <w:pStyle w:val="Heading1"/>
       </w:pPr>
       <w:r>
-        <w:t>Naturvårdsarter</w:t>
+        <w:t>Naturvårdsarter och fridlysta arter</w:t>
       </w:r>
     </w:p>
     <w:p>
       <w:r>
-        <w:t>I och inom 14 meter från avverkningsanmälan har följande 4 naturvårdsarter hittats: småflikig brosklav (NT, T), talltita (NT, §4), thomsons trägnagare (S) och vågbandad barkbock (S). Av dessa är 2 rödlistade. För rödlistade arter har rödlistekategorin angivits inom parentes. Arter som är signalarter enligt Skogsstyrelsen har markerats med (S). Typiska arter inom Natura 2000 som är kopplade till skogsekosystem har markerats med (T). För fridlysta arter anges även paragrafen i Artskyddsförordningen som arten är fridlyst enligt.</w:t>
-      </w:r>
-    </w:p>
-    <w:p>
-      <w:r>
-        <w:t>De påträffade naturvårdsarterna är ett tydligt kvitto på att det rör sig om en skog med höga naturvärden.</w:t>
-      </w:r>
-    </w:p>
-    <w:p>
-      <w:pPr>
-        <w:pStyle w:val="Heading2"/>
-      </w:pPr>
-      <w:r>
-        <w:t>Fridlysta arter</w:t>
-      </w:r>
-    </w:p>
-    <w:p>
-      <w:r>
-        <w:t>Följande fridlysta arter har sina livsmiljöer och växtplatser i den avverkningsanmälda skogen: talltita (NT, §4).</w:t>
-      </w:r>
-    </w:p>
-    <w:p>
-      <w:r>
-        <w:t xml:space="preserve">Observera att medlemsländerna är skyldiga att agera i enlighet med EU:s fågeldirektiv där det uttryckligen står att direktivet gäller för fåglar samt för deras ägg, bon och </w:t>
-      </w:r>
-      <w:r>
-        <w:rPr>
-          <w:b/>
-        </w:rPr>
-        <w:t xml:space="preserve">livsmiljöer </w:t>
-      </w:r>
-      <w:r>
-        <w:t>(artikel 1). Vidare att de åtgärder som vidtas inte får leda till en försämring av den nuvarande situationen beträffande bevarandet av de fågelarter som avses i artikel 1 (artikel 13). Fågeldirektivet är styrande för tillsynsansvariga myndigheters ärendehantering, ställningstaganden och beslutsfattande.</w:t>
-      </w:r>
-    </w:p>
-    <w:p>
-      <w:r>
-        <w:rPr>
-          <w:b/>
-        </w:rPr>
-        <w:t>Talltita (NT, §4)</w:t>
-      </w:r>
-      <w:r>
-        <w:t>, rödlistad som nära hotad och prioriterad art i Skogsvårdslagen, har häckningsrevir i anmälan. Arten har minskat kraftigt de senaste 30 åren och minskningstakten innevarande 10-årsperiod beräknas till 20 (10–30) %. Talltitan är synnerligen trogen sitt cirka 15 hektar stora revir och är beroende av flerskiktade olikåldriga skogar för att kunna föda upp sina ungar. Talltitan försvinner om dess livsmiljö kalavverkas (Eggers &amp; Low, 2014; Ekman, 1979; Griesser et al, 2007; Klein, 2020; Siffczyk et al, 2003; SLU Artdatabanken, 2021).</w:t>
-      </w:r>
-    </w:p>
-    <w:p>
-      <w:r>
-        <w:t>I BILAGA 1 finns mer detaljerad information om ekologi samt krav på livsmiljö hos fridlysta arter.</w:t>
-      </w:r>
-    </w:p>
-    <w:p>
-      <w:pPr>
-        <w:pStyle w:val="Heading2"/>
-      </w:pPr>
-      <w:r>
-        <w:t>Övriga naturvårdsarter</w:t>
+        <w:t>Nedan följer beskrivningar av de naturvårdsarter och fridlysta arter som har sina livsmiljöer och växtplatser i den avverkningsanmälda skogen. Se även ytterligare artfakta i BILAGA 1. De påträffade naturvårdsarterna är ett tydligt kvitto på att det rör sig om en skog med höga naturvärden.</w:t>
       </w:r>
     </w:p>
     <w:p>
@@ -175,10 +124,43 @@
         <w:rPr>
           <w:b/>
         </w:rPr>
+        <w:t>Talltita (NT, §4)</w:t>
+      </w:r>
+      <w:r>
+        <w:t>, rödlistad som nära hotad och prioriterad art i Skogsvårdslagen, har häckningsrevir i anmälan. Arten har minskat kraftigt de senaste 30 åren och minskningstakten innevarande 10-årsperiod beräknas till 20 (10–30) %. Talltitan är synnerligen trogen sitt cirka 15 hektar stora revir och är beroende av flerskiktade olikåldriga skogar för att kunna föda upp sina ungar. Talltitan försvinner om dess livsmiljö kalavverkas (Eggers &amp; Low, 2014; Ekman, 1979; Griesser et al, 2007; Klein, 2020; Siffczyk et al, 2003; SLU Artdatabanken, 2021).</w:t>
+      </w:r>
+    </w:p>
+    <w:p>
+      <w:r>
+        <w:rPr>
+          <w:b/>
+        </w:rPr>
         <w:t xml:space="preserve">Vågbandad barkbock </w:t>
       </w:r>
       <w:r>
         <w:t>är en långhorning vars larvutveckling sker under bark på nyligen döda stående barrträd, främst gran, mer undantagsvis på tall. Främst i stående träd, särskilt gamla, långsamvuxna granar med grov bark, även i grövre grenar, stubbar eller vindfällen. Arten är starkt knuten till naturskogsliknande granskogar, och gynnas av extrema torrsomrar som försvagar träden. Arten påverkas negativt av brist på kontinuitetsskog och en minskning av populationen pågår eller förväntas ske (SLU Artdatabanken, 2025).</w:t>
+      </w:r>
+    </w:p>
+    <w:p>
+      <w:pPr>
+        <w:pStyle w:val="Heading1"/>
+      </w:pPr>
+      <w:r>
+        <w:t>EU:s fågeldirektiv</w:t>
+      </w:r>
+    </w:p>
+    <w:p>
+      <w:r>
+        <w:t xml:space="preserve">Europeiska unionens medlemsländer är skyldiga att agera i enlighet med EU:s fågeldirektiv där det uttryckligen står att direktivet gäller för fåglar samt för deras ägg, bon och </w:t>
+      </w:r>
+      <w:r>
+        <w:rPr>
+          <w:b/>
+        </w:rPr>
+        <w:t xml:space="preserve">livsmiljöer </w:t>
+      </w:r>
+      <w:r>
+        <w:t>(artikel 1). Vidare att de åtgärder som vidtas inte får leda till en försämring av den nuvarande situationen beträffande bevarandet av de fågelarter som avses i artikel 1 (artikel 13). Fågeldirektivet är styrande för tillsynsansvariga myndigheters ärendehantering, ställningstaganden och beslutsfattande.</w:t>
       </w:r>
     </w:p>
     <w:p>
@@ -442,7 +424,7 @@
     <w:r>
       <w:tab/>
       <w:tab/>
-      <w:t>2026-06-20</w:t>
+      <w:t>2026-06-21</w:t>
       <w:br/>
       <w:br/>
     </w:r>

--- a/tillsyn/A 11826-2026 tillsynsbegäran.docx
+++ b/tillsyn/A 11826-2026 tillsynsbegäran.docx
@@ -424,7 +424,7 @@
     <w:r>
       <w:tab/>
       <w:tab/>
-      <w:t>2026-06-21</w:t>
+      <w:t>2026-06-22</w:t>
       <w:br/>
       <w:br/>
     </w:r>

--- a/tillsyn/A 11826-2026 tillsynsbegäran.docx
+++ b/tillsyn/A 11826-2026 tillsynsbegäran.docx
@@ -424,7 +424,7 @@
     <w:r>
       <w:tab/>
       <w:tab/>
-      <w:t>2026-06-22</w:t>
+      <w:t>2026-06-23</w:t>
       <w:br/>
       <w:br/>
     </w:r>

--- a/tillsyn/A 11826-2026 tillsynsbegäran.docx
+++ b/tillsyn/A 11826-2026 tillsynsbegäran.docx
@@ -424,7 +424,7 @@
     <w:r>
       <w:tab/>
       <w:tab/>
-      <w:t>2026-06-23</w:t>
+      <w:t>2026-06-24</w:t>
       <w:br/>
       <w:br/>
     </w:r>

--- a/tillsyn/A 11826-2026 tillsynsbegäran.docx
+++ b/tillsyn/A 11826-2026 tillsynsbegäran.docx
@@ -424,7 +424,7 @@
     <w:r>
       <w:tab/>
       <w:tab/>
-      <w:t>2026-06-24</w:t>
+      <w:t>2026-06-25</w:t>
       <w:br/>
       <w:br/>
     </w:r>

--- a/tillsyn/A 11826-2026 tillsynsbegäran.docx
+++ b/tillsyn/A 11826-2026 tillsynsbegäran.docx
@@ -424,7 +424,7 @@
     <w:r>
       <w:tab/>
       <w:tab/>
-      <w:t>2026-06-25</w:t>
+      <w:t>2026-06-26</w:t>
       <w:br/>
       <w:br/>
     </w:r>

--- a/tillsyn/A 11826-2026 tillsynsbegäran.docx
+++ b/tillsyn/A 11826-2026 tillsynsbegäran.docx
@@ -424,7 +424,7 @@
     <w:r>
       <w:tab/>
       <w:tab/>
-      <w:t>2026-06-26</w:t>
+      <w:t>2026-06-27</w:t>
       <w:br/>
       <w:br/>
     </w:r>

--- a/tillsyn/A 11826-2026 tillsynsbegäran.docx
+++ b/tillsyn/A 11826-2026 tillsynsbegäran.docx
@@ -424,7 +424,7 @@
     <w:r>
       <w:tab/>
       <w:tab/>
-      <w:t>2026-06-27</w:t>
+      <w:t>2026-06-28</w:t>
       <w:br/>
       <w:br/>
     </w:r>

--- a/tillsyn/A 11826-2026 tillsynsbegäran.docx
+++ b/tillsyn/A 11826-2026 tillsynsbegäran.docx
@@ -424,7 +424,7 @@
     <w:r>
       <w:tab/>
       <w:tab/>
-      <w:t>2026-06-28</w:t>
+      <w:t>2026-06-29</w:t>
       <w:br/>
       <w:br/>
     </w:r>

--- a/tillsyn/A 11826-2026 tillsynsbegäran.docx
+++ b/tillsyn/A 11826-2026 tillsynsbegäran.docx
@@ -424,7 +424,7 @@
     <w:r>
       <w:tab/>
       <w:tab/>
-      <w:t>2026-06-29</w:t>
+      <w:t>2026-06-30</w:t>
       <w:br/>
       <w:br/>
     </w:r>

--- a/tillsyn/A 11826-2026 tillsynsbegäran.docx
+++ b/tillsyn/A 11826-2026 tillsynsbegäran.docx
@@ -424,7 +424,7 @@
     <w:r>
       <w:tab/>
       <w:tab/>
-      <w:t>2026-06-30</w:t>
+      <w:t>2026-07-01</w:t>
       <w:br/>
       <w:br/>
     </w:r>

--- a/tillsyn/A 11826-2026 tillsynsbegäran.docx
+++ b/tillsyn/A 11826-2026 tillsynsbegäran.docx
@@ -424,7 +424,7 @@
     <w:r>
       <w:tab/>
       <w:tab/>
-      <w:t>2026-07-01</w:t>
+      <w:t>2026-07-02</w:t>
       <w:br/>
       <w:br/>
     </w:r>

--- a/tillsyn/A 11826-2026 tillsynsbegäran.docx
+++ b/tillsyn/A 11826-2026 tillsynsbegäran.docx
@@ -424,7 +424,7 @@
     <w:r>
       <w:tab/>
       <w:tab/>
-      <w:t>2026-07-13</w:t>
+      <w:t>2026-07-14</w:t>
       <w:br/>
       <w:br/>
     </w:r>

--- a/tillsyn/A 11826-2026 tillsynsbegäran.docx
+++ b/tillsyn/A 11826-2026 tillsynsbegäran.docx
@@ -424,7 +424,7 @@
     <w:r>
       <w:tab/>
       <w:tab/>
-      <w:t>2026-07-14</w:t>
+      <w:t>2026-07-15</w:t>
       <w:br/>
       <w:br/>
     </w:r>

--- a/tillsyn/A 11826-2026 tillsynsbegäran.docx
+++ b/tillsyn/A 11826-2026 tillsynsbegäran.docx
@@ -424,7 +424,7 @@
     <w:r>
       <w:tab/>
       <w:tab/>
-      <w:t>2026-07-15</w:t>
+      <w:t>2026-07-16</w:t>
       <w:br/>
       <w:br/>
     </w:r>

--- a/tillsyn/A 11826-2026 tillsynsbegäran.docx
+++ b/tillsyn/A 11826-2026 tillsynsbegäran.docx
@@ -424,7 +424,7 @@
     <w:r>
       <w:tab/>
       <w:tab/>
-      <w:t>2026-07-16</w:t>
+      <w:t>2026-07-17</w:t>
       <w:br/>
       <w:br/>
     </w:r>

--- a/tillsyn/A 11826-2026 tillsynsbegäran.docx
+++ b/tillsyn/A 11826-2026 tillsynsbegäran.docx
@@ -424,7 +424,7 @@
     <w:r>
       <w:tab/>
       <w:tab/>
-      <w:t>2026-07-17</w:t>
+      <w:t>2026-07-18</w:t>
       <w:br/>
       <w:br/>
     </w:r>

--- a/tillsyn/A 11826-2026 tillsynsbegäran.docx
+++ b/tillsyn/A 11826-2026 tillsynsbegäran.docx
@@ -424,7 +424,7 @@
     <w:r>
       <w:tab/>
       <w:tab/>
-      <w:t>2026-07-18</w:t>
+      <w:t>2026-07-19</w:t>
       <w:br/>
       <w:br/>
     </w:r>

--- a/tillsyn/A 11826-2026 tillsynsbegäran.docx
+++ b/tillsyn/A 11826-2026 tillsynsbegäran.docx
@@ -424,7 +424,7 @@
     <w:r>
       <w:tab/>
       <w:tab/>
-      <w:t>2026-07-19</w:t>
+      <w:t>2026-07-20</w:t>
       <w:br/>
       <w:br/>
     </w:r>

--- a/tillsyn/A 11826-2026 tillsynsbegäran.docx
+++ b/tillsyn/A 11826-2026 tillsynsbegäran.docx
@@ -424,7 +424,7 @@
     <w:r>
       <w:tab/>
       <w:tab/>
-      <w:t>2026-07-20</w:t>
+      <w:t>2026-07-21</w:t>
       <w:br/>
       <w:br/>
     </w:r>

--- a/tillsyn/A 11826-2026 tillsynsbegäran.docx
+++ b/tillsyn/A 11826-2026 tillsynsbegäran.docx
@@ -424,7 +424,7 @@
     <w:r>
       <w:tab/>
       <w:tab/>
-      <w:t>2026-07-21</w:t>
+      <w:t>2026-07-22</w:t>
       <w:br/>
       <w:br/>
     </w:r>

--- a/tillsyn/A 11826-2026 tillsynsbegäran.docx
+++ b/tillsyn/A 11826-2026 tillsynsbegäran.docx
@@ -424,7 +424,7 @@
     <w:r>
       <w:tab/>
       <w:tab/>
-      <w:t>2026-07-22</w:t>
+      <w:t>2026-07-23</w:t>
       <w:br/>
       <w:br/>
     </w:r>

--- a/tillsyn/A 11826-2026 tillsynsbegäran.docx
+++ b/tillsyn/A 11826-2026 tillsynsbegäran.docx
@@ -424,7 +424,7 @@
     <w:r>
       <w:tab/>
       <w:tab/>
-      <w:t>2026-07-23</w:t>
+      <w:t>2026-07-24</w:t>
       <w:br/>
       <w:br/>
     </w:r>

--- a/tillsyn/A 11826-2026 tillsynsbegäran.docx
+++ b/tillsyn/A 11826-2026 tillsynsbegäran.docx
@@ -424,7 +424,7 @@
     <w:r>
       <w:tab/>
       <w:tab/>
-      <w:t>2026-07-24</w:t>
+      <w:t>2026-07-25</w:t>
       <w:br/>
       <w:br/>
     </w:r>

--- a/tillsyn/A 11826-2026 tillsynsbegäran.docx
+++ b/tillsyn/A 11826-2026 tillsynsbegäran.docx
@@ -424,7 +424,7 @@
     <w:r>
       <w:tab/>
       <w:tab/>
-      <w:t>2026-07-25</w:t>
+      <w:t>2026-07-26</w:t>
       <w:br/>
       <w:br/>
     </w:r>

--- a/tillsyn/A 11826-2026 tillsynsbegäran.docx
+++ b/tillsyn/A 11826-2026 tillsynsbegäran.docx
@@ -424,7 +424,7 @@
     <w:r>
       <w:tab/>
       <w:tab/>
-      <w:t>2026-07-26</w:t>
+      <w:t>2026-07-27</w:t>
       <w:br/>
       <w:br/>
     </w:r>

--- a/tillsyn/A 11826-2026 tillsynsbegäran.docx
+++ b/tillsyn/A 11826-2026 tillsynsbegäran.docx
@@ -424,7 +424,7 @@
     <w:r>
       <w:tab/>
       <w:tab/>
-      <w:t>2026-07-27</w:t>
+      <w:t>2026-07-28</w:t>
       <w:br/>
       <w:br/>
     </w:r>

--- a/tillsyn/A 11826-2026 tillsynsbegäran.docx
+++ b/tillsyn/A 11826-2026 tillsynsbegäran.docx
@@ -424,7 +424,7 @@
     <w:r>
       <w:tab/>
       <w:tab/>
-      <w:t>2026-07-28</w:t>
+      <w:t>2026-07-29</w:t>
       <w:br/>
       <w:br/>
     </w:r>

--- a/tillsyn/A 11826-2026 tillsynsbegäran.docx
+++ b/tillsyn/A 11826-2026 tillsynsbegäran.docx
@@ -424,7 +424,7 @@
     <w:r>
       <w:tab/>
       <w:tab/>
-      <w:t>2026-07-29</w:t>
+      <w:t>2026-07-30</w:t>
       <w:br/>
       <w:br/>
     </w:r>

--- a/tillsyn/A 11826-2026 tillsynsbegäran.docx
+++ b/tillsyn/A 11826-2026 tillsynsbegäran.docx
@@ -424,7 +424,7 @@
     <w:r>
       <w:tab/>
       <w:tab/>
-      <w:t>2026-07-30</w:t>
+      <w:t>2026-07-31</w:t>
       <w:br/>
       <w:br/>
     </w:r>

--- a/tillsyn/A 11826-2026 tillsynsbegäran.docx
+++ b/tillsyn/A 11826-2026 tillsynsbegäran.docx
@@ -424,7 +424,7 @@
     <w:r>
       <w:tab/>
       <w:tab/>
-      <w:t>2026-07-31</w:t>
+      <w:t>2026-08-01</w:t>
       <w:br/>
       <w:br/>
     </w:r>

--- a/tillsyn/A 11826-2026 tillsynsbegäran.docx
+++ b/tillsyn/A 11826-2026 tillsynsbegäran.docx
@@ -424,7 +424,7 @@
     <w:r>
       <w:tab/>
       <w:tab/>
-      <w:t>2026-08-01</w:t>
+      <w:t>2026-08-02</w:t>
       <w:br/>
       <w:br/>
     </w:r>

--- a/tillsyn/A 11826-2026 tillsynsbegäran.docx
+++ b/tillsyn/A 11826-2026 tillsynsbegäran.docx
@@ -424,7 +424,7 @@
     <w:r>
       <w:tab/>
       <w:tab/>
-      <w:t>2026-08-02</w:t>
+      <w:t>2026-08-03</w:t>
       <w:br/>
       <w:br/>
     </w:r>

--- a/tillsyn/A 11826-2026 tillsynsbegäran.docx
+++ b/tillsyn/A 11826-2026 tillsynsbegäran.docx
@@ -424,7 +424,7 @@
     <w:r>
       <w:tab/>
       <w:tab/>
-      <w:t>2026-08-03</w:t>
+      <w:t>2026-08-05</w:t>
       <w:br/>
       <w:br/>
     </w:r>

--- a/tillsyn/A 11826-2026 tillsynsbegäran.docx
+++ b/tillsyn/A 11826-2026 tillsynsbegäran.docx
@@ -424,7 +424,7 @@
     <w:r>
       <w:tab/>
       <w:tab/>
-      <w:t>2026-08-05</w:t>
+      <w:t>2026-08-07</w:t>
       <w:br/>
       <w:br/>
     </w:r>

--- a/tillsyn/A 11826-2026 tillsynsbegäran.docx
+++ b/tillsyn/A 11826-2026 tillsynsbegäran.docx
@@ -424,7 +424,7 @@
     <w:r>
       <w:tab/>
       <w:tab/>
-      <w:t>2026-08-07</w:t>
+      <w:t>2026-08-08</w:t>
       <w:br/>
       <w:br/>
     </w:r>

--- a/tillsyn/A 11826-2026 tillsynsbegäran.docx
+++ b/tillsyn/A 11826-2026 tillsynsbegäran.docx
@@ -60,7 +60,7 @@
         <w:spacing w:after="240"/>
       </w:pPr>
       <w:r>
-        <w:t>Figur 1. Fyndplatser för naturvårdsarter i och inom 14 meter från avverkningsanmälan. Markörer utan svart kant är placerade på fyndplatsen. Markörer med svart kant är placerade vid sidan av fyndplatsen har ett svart streck som visar fyndplatsens exakta position. Kartans mittpunktskoordinat är N 7084670, E 767078 i SWEREF 99 TM.</w:t>
+        <w:t>Figur 1. Fyndplatser för naturvårdsarter i och inom 14 meter från avverkningsanmälan. Markörer utan svart kant är placerade på fyndplatsen. Markörer med svart kant är placerade vid sidan av fyndplatsen och har ett svart streck som visar fyndplatsens exakta position. Kartans mittpunktskoordinat är N 7084670, E 767078 i SWEREF 99 TM.</w:t>
       </w:r>
     </w:p>
     <w:p>
@@ -424,7 +424,7 @@
     <w:r>
       <w:tab/>
       <w:tab/>
-      <w:t>2026-08-14</w:t>
+      <w:t>2026-08-15</w:t>
       <w:br/>
       <w:br/>
     </w:r>

--- a/tillsyn/A 11826-2026 tillsynsbegäran.docx
+++ b/tillsyn/A 11826-2026 tillsynsbegäran.docx
@@ -424,7 +424,7 @@
     <w:r>
       <w:tab/>
       <w:tab/>
-      <w:t>2026-08-15</w:t>
+      <w:t>2026-08-16</w:t>
       <w:br/>
       <w:br/>
     </w:r>

--- a/tillsyn/A 11826-2026 tillsynsbegäran.docx
+++ b/tillsyn/A 11826-2026 tillsynsbegäran.docx
@@ -424,7 +424,7 @@
     <w:r>
       <w:tab/>
       <w:tab/>
-      <w:t>2026-08-16</w:t>
+      <w:t>2026-08-17</w:t>
       <w:br/>
       <w:br/>
     </w:r>

--- a/tillsyn/A 11826-2026 tillsynsbegäran.docx
+++ b/tillsyn/A 11826-2026 tillsynsbegäran.docx
@@ -424,7 +424,7 @@
     <w:r>
       <w:tab/>
       <w:tab/>
-      <w:t>2026-08-17</w:t>
+      <w:t>2026-08-18</w:t>
       <w:br/>
       <w:br/>
     </w:r>

--- a/tillsyn/A 11826-2026 tillsynsbegäran.docx
+++ b/tillsyn/A 11826-2026 tillsynsbegäran.docx
@@ -424,7 +424,7 @@
     <w:r>
       <w:tab/>
       <w:tab/>
-      <w:t>2026-08-18</w:t>
+      <w:t>2026-08-19</w:t>
       <w:br/>
       <w:br/>
     </w:r>

--- a/tillsyn/A 11826-2026 tillsynsbegäran.docx
+++ b/tillsyn/A 11826-2026 tillsynsbegäran.docx
@@ -424,7 +424,7 @@
     <w:r>
       <w:tab/>
       <w:tab/>
-      <w:t>2026-08-19</w:t>
+      <w:t>2026-08-20</w:t>
       <w:br/>
       <w:br/>
     </w:r>

--- a/tillsyn/A 11826-2026 tillsynsbegäran.docx
+++ b/tillsyn/A 11826-2026 tillsynsbegäran.docx
@@ -424,7 +424,7 @@
     <w:r>
       <w:tab/>
       <w:tab/>
-      <w:t>2026-08-20</w:t>
+      <w:t>2026-08-21</w:t>
       <w:br/>
       <w:br/>
     </w:r>

--- a/tillsyn/A 11826-2026 tillsynsbegäran.docx
+++ b/tillsyn/A 11826-2026 tillsynsbegäran.docx
@@ -424,7 +424,7 @@
     <w:r>
       <w:tab/>
       <w:tab/>
-      <w:t>2026-08-21</w:t>
+      <w:t>2026-08-22</w:t>
       <w:br/>
       <w:br/>
     </w:r>

--- a/tillsyn/A 11826-2026 tillsynsbegäran.docx
+++ b/tillsyn/A 11826-2026 tillsynsbegäran.docx
@@ -424,7 +424,7 @@
     <w:r>
       <w:tab/>
       <w:tab/>
-      <w:t>2026-08-22</w:t>
+      <w:t>2026-08-23</w:t>
       <w:br/>
       <w:br/>
     </w:r>

--- a/tillsyn/A 11826-2026 tillsynsbegäran.docx
+++ b/tillsyn/A 11826-2026 tillsynsbegäran.docx
@@ -424,7 +424,7 @@
     <w:r>
       <w:tab/>
       <w:tab/>
-      <w:t>2026-08-23</w:t>
+      <w:t>2026-08-24</w:t>
       <w:br/>
       <w:br/>
     </w:r>

--- a/tillsyn/A 11826-2026 tillsynsbegäran.docx
+++ b/tillsyn/A 11826-2026 tillsynsbegäran.docx
@@ -424,7 +424,7 @@
     <w:r>
       <w:tab/>
       <w:tab/>
-      <w:t>2026-08-24</w:t>
+      <w:t>2026-08-25</w:t>
       <w:br/>
       <w:br/>
     </w:r>

--- a/tillsyn/A 11826-2026 tillsynsbegäran.docx
+++ b/tillsyn/A 11826-2026 tillsynsbegäran.docx
@@ -424,7 +424,7 @@
     <w:r>
       <w:tab/>
       <w:tab/>
-      <w:t>2026-08-25</w:t>
+      <w:t>2026-08-26</w:t>
       <w:br/>
       <w:br/>
     </w:r>

--- a/tillsyn/A 11826-2026 tillsynsbegäran.docx
+++ b/tillsyn/A 11826-2026 tillsynsbegäran.docx
@@ -424,7 +424,7 @@
     <w:r>
       <w:tab/>
       <w:tab/>
-      <w:t>2026-08-26</w:t>
+      <w:t>2026-08-27</w:t>
       <w:br/>
       <w:br/>
     </w:r>

--- a/tillsyn/A 11826-2026 tillsynsbegäran.docx
+++ b/tillsyn/A 11826-2026 tillsynsbegäran.docx
@@ -424,7 +424,7 @@
     <w:r>
       <w:tab/>
       <w:tab/>
-      <w:t>2026-08-27</w:t>
+      <w:t>2026-08-28</w:t>
       <w:br/>
       <w:br/>
     </w:r>

--- a/tillsyn/A 11826-2026 tillsynsbegäran.docx
+++ b/tillsyn/A 11826-2026 tillsynsbegäran.docx
@@ -424,7 +424,7 @@
     <w:r>
       <w:tab/>
       <w:tab/>
-      <w:t>2026-08-28</w:t>
+      <w:t>2026-08-29</w:t>
       <w:br/>
       <w:br/>
     </w:r>

--- a/tillsyn/A 11826-2026 tillsynsbegäran.docx
+++ b/tillsyn/A 11826-2026 tillsynsbegäran.docx
@@ -424,7 +424,7 @@
     <w:r>
       <w:tab/>
       <w:tab/>
-      <w:t>2026-08-29</w:t>
+      <w:t>2026-08-31</w:t>
       <w:br/>
       <w:br/>
     </w:r>

--- a/tillsyn/A 11826-2026 tillsynsbegäran.docx
+++ b/tillsyn/A 11826-2026 tillsynsbegäran.docx
@@ -424,7 +424,7 @@
     <w:r>
       <w:tab/>
       <w:tab/>
-      <w:t>2026-08-31</w:t>
+      <w:t>2026-09-01</w:t>
       <w:br/>
       <w:br/>
     </w:r>

--- a/tillsyn/A 11826-2026 tillsynsbegäran.docx
+++ b/tillsyn/A 11826-2026 tillsynsbegäran.docx
@@ -424,7 +424,7 @@
     <w:r>
       <w:tab/>
       <w:tab/>
-      <w:t>2026-09-01</w:t>
+      <w:t>2026-09-02</w:t>
       <w:br/>
       <w:br/>
     </w:r>

--- a/tillsyn/A 11826-2026 tillsynsbegäran.docx
+++ b/tillsyn/A 11826-2026 tillsynsbegäran.docx
@@ -424,7 +424,7 @@
     <w:r>
       <w:tab/>
       <w:tab/>
-      <w:t>2026-09-02</w:t>
+      <w:t>2026-09-03</w:t>
       <w:br/>
       <w:br/>
     </w:r>

--- a/tillsyn/A 11826-2026 tillsynsbegäran.docx
+++ b/tillsyn/A 11826-2026 tillsynsbegäran.docx
@@ -424,7 +424,7 @@
     <w:r>
       <w:tab/>
       <w:tab/>
-      <w:t>2026-09-03</w:t>
+      <w:t>2026-09-04</w:t>
       <w:br/>
       <w:br/>
     </w:r>

--- a/tillsyn/A 11826-2026 tillsynsbegäran.docx
+++ b/tillsyn/A 11826-2026 tillsynsbegäran.docx
@@ -424,7 +424,7 @@
     <w:r>
       <w:tab/>
       <w:tab/>
-      <w:t>2026-09-04</w:t>
+      <w:t>2026-09-05</w:t>
       <w:br/>
       <w:br/>
     </w:r>

--- a/tillsyn/A 11826-2026 tillsynsbegäran.docx
+++ b/tillsyn/A 11826-2026 tillsynsbegäran.docx
@@ -424,7 +424,7 @@
     <w:r>
       <w:tab/>
       <w:tab/>
-      <w:t>2026-09-05</w:t>
+      <w:t>2026-09-06</w:t>
       <w:br/>
       <w:br/>
     </w:r>

--- a/tillsyn/A 11826-2026 tillsynsbegäran.docx
+++ b/tillsyn/A 11826-2026 tillsynsbegäran.docx
@@ -424,7 +424,7 @@
     <w:r>
       <w:tab/>
       <w:tab/>
-      <w:t>2026-09-06</w:t>
+      <w:t>2026-09-07</w:t>
       <w:br/>
       <w:br/>
     </w:r>

--- a/tillsyn/A 11826-2026 tillsynsbegäran.docx
+++ b/tillsyn/A 11826-2026 tillsynsbegäran.docx
@@ -424,7 +424,7 @@
     <w:r>
       <w:tab/>
       <w:tab/>
-      <w:t>2026-09-07</w:t>
+      <w:t>2026-09-08</w:t>
       <w:br/>
       <w:br/>
     </w:r>

--- a/tillsyn/A 11826-2026 tillsynsbegäran.docx
+++ b/tillsyn/A 11826-2026 tillsynsbegäran.docx
@@ -424,7 +424,7 @@
     <w:r>
       <w:tab/>
       <w:tab/>
-      <w:t>2026-09-08</w:t>
+      <w:t>2026-09-09</w:t>
       <w:br/>
       <w:br/>
     </w:r>

--- a/tillsyn/A 11826-2026 tillsynsbegäran.docx
+++ b/tillsyn/A 11826-2026 tillsynsbegäran.docx
@@ -424,7 +424,7 @@
     <w:r>
       <w:tab/>
       <w:tab/>
-      <w:t>2026-09-09</w:t>
+      <w:t>2026-09-10</w:t>
       <w:br/>
       <w:br/>
     </w:r>

--- a/tillsyn/A 11826-2026 tillsynsbegäran.docx
+++ b/tillsyn/A 11826-2026 tillsynsbegäran.docx
@@ -424,7 +424,7 @@
     <w:r>
       <w:tab/>
       <w:tab/>
-      <w:t>2026-09-10</w:t>
+      <w:t>2026-09-11</w:t>
       <w:br/>
       <w:br/>
     </w:r>

--- a/tillsyn/A 11826-2026 tillsynsbegäran.docx
+++ b/tillsyn/A 11826-2026 tillsynsbegäran.docx
@@ -424,7 +424,7 @@
     <w:r>
       <w:tab/>
       <w:tab/>
-      <w:t>2026-09-11</w:t>
+      <w:t>2026-09-12</w:t>
       <w:br/>
       <w:br/>
     </w:r>
